--- a/flow/20230927_hours/triodion-lent/тиждень-1/22.02.docx
+++ b/flow/20230927_hours/triodion-lent/тиждень-1/22.02.docx
@@ -62,59 +62,68 @@
     </w:p>
     <w:p>
       <w:pPr>
-        <w:spacing w:line="240" w:lineRule="auto"/>
-        <w:rPr>
-          <w:rFonts w:ascii="Times New Roman" w:hAnsi="Times New Roman"/>
-          <w:sz w:val="24"/>
-        </w:rPr>
-      </w:pPr>
-      <w:r>
-        <w:rPr>
-          <w:rFonts w:ascii="Times New Roman" w:hAnsi="Times New Roman"/>
-          <w:i/>
-          <w:color w:val="FF0000"/>
-          <w:sz w:val="24"/>
-        </w:rPr>
-        <w:t xml:space="preserve">Вірні: </w:t>
-      </w:r>
-      <w:r>
-        <w:rPr>
-          <w:rFonts w:ascii="Times New Roman" w:hAnsi="Times New Roman"/>
-          <w:sz w:val="24"/>
-        </w:rPr>
-        <w:t>Амінь. Слава тобі, Боже наш, слава тобі.</w:t>
-      </w:r>
-    </w:p>
-    <w:p>
-      <w:pPr>
-        <w:spacing w:line="240" w:lineRule="auto"/>
-        <w:rPr>
-          <w:rFonts w:ascii="Times New Roman" w:hAnsi="Times New Roman"/>
-          <w:sz w:val="24"/>
-        </w:rPr>
-      </w:pPr>
-      <w:r>
-        <w:rPr>
-          <w:rFonts w:ascii="Times New Roman" w:hAnsi="Times New Roman"/>
-          <w:sz w:val="24"/>
-        </w:rPr>
-        <w:t>Царю небесний, утішителю, Душе істини,* що всюди єси і все наповняєш,* скарбе дібр і життя подателю,* прийди і вселися в нас,* і очисти нас від усякої скверни,* і спаси, Благий, душі наші.</w:t>
-      </w:r>
-    </w:p>
-    <w:p>
-      <w:pPr>
-        <w:spacing w:line="240" w:lineRule="auto"/>
-        <w:rPr>
-          <w:rFonts w:ascii="Times New Roman" w:hAnsi="Times New Roman"/>
-          <w:sz w:val="24"/>
-        </w:rPr>
-      </w:pPr>
-      <w:r>
-        <w:rPr>
-          <w:rFonts w:ascii="Times New Roman" w:hAnsi="Times New Roman"/>
-          <w:sz w:val="24"/>
-        </w:rPr>
-        <w:t xml:space="preserve">Святий Боже, святий Кріпкий, святий Безсмертний, помилуй нас </w:t>
+        <w:spacing w:after="120"/>
+      </w:pPr>
+      <w:r>
+        <w:rPr>
+          <w:rFonts w:ascii="Times New Roman" w:hAnsi="Times New Roman"/>
+          <w:i/>
+          <w:color w:val="FF0000"/>
+          <w:sz w:val="24"/>
+        </w:rPr>
+        <w:t>Вірні:</w:t>
+      </w:r>
+      <w:r>
+        <w:rPr>
+          <w:rFonts w:ascii="Times New Roman" w:hAnsi="Times New Roman"/>
+          <w:color w:val="FF0000"/>
+          <w:sz w:val="24"/>
+        </w:rPr>
+        <w:t xml:space="preserve"> </w:t>
+      </w:r>
+      <w:r>
+        <w:rPr>
+          <w:rFonts w:ascii="Times New Roman" w:hAnsi="Times New Roman"/>
+          <w:sz w:val="24"/>
+        </w:rPr>
+        <w:t>Амі́нь.</w:t>
+      </w:r>
+    </w:p>
+    <w:p>
+      <w:pPr>
+        <w:spacing w:after="120"/>
+      </w:pPr>
+      <w:r>
+        <w:rPr>
+          <w:rFonts w:ascii="Times New Roman" w:hAnsi="Times New Roman"/>
+          <w:sz w:val="24"/>
+        </w:rPr>
+        <w:t>Сла́ва Тобі́, Бо́же наш, сла́ва Тобі́.</w:t>
+      </w:r>
+    </w:p>
+    <w:p>
+      <w:pPr>
+        <w:spacing w:after="120"/>
+      </w:pPr>
+      <w:r>
+        <w:rPr>
+          <w:rFonts w:ascii="Times New Roman" w:hAnsi="Times New Roman"/>
+          <w:sz w:val="24"/>
+        </w:rPr>
+        <w:t>Ца́рю небе́сний, утіши́телю, Ду́ше íстини,* що всю́ди єси́ і все наповня́єш,* скарбни́це благ і життя́ пода́телю,* прийди́, і всели́ся в нас,* і очи́сти нас від уся́кої скве́рни,* і спаси́, благи́й, ду́ші на́ші.</w:t>
+      </w:r>
+    </w:p>
+    <w:p>
+      <w:pPr>
+        <w:spacing w:after="120"/>
+        <w:jc w:val="both"/>
+      </w:pPr>
+      <w:r>
+        <w:rPr>
+          <w:rFonts w:ascii="Times New Roman" w:hAnsi="Times New Roman"/>
+          <w:sz w:val="24"/>
+        </w:rPr>
+        <w:t xml:space="preserve">Святий Боже, святий Кріпкий, святий Безсмертний, помилуй нас. </w:t>
       </w:r>
       <w:r>
         <w:rPr>
@@ -125,166 +134,169 @@
         </w:rPr>
         <w:t>(3 р.)</w:t>
       </w:r>
-      <w:r>
-        <w:rPr>
-          <w:rFonts w:ascii="Times New Roman" w:hAnsi="Times New Roman"/>
+    </w:p>
+    <w:p>
+      <w:pPr>
+        <w:spacing w:line="240" w:lineRule="auto"/>
+        <w:rPr>
+          <w:rFonts w:ascii="Times New Roman" w:hAnsi="Times New Roman"/>
+          <w:sz w:val="24"/>
+        </w:rPr>
+      </w:pPr>
+      <w:r>
+        <w:rPr>
+          <w:rFonts w:ascii="Times New Roman" w:hAnsi="Times New Roman"/>
+          <w:sz w:val="24"/>
+        </w:rPr>
+        <w:t>Слава Отцю, і Сину, і Святому Духові,* і нині, і повсякчас, і на віки вічні. Амінь.</w:t>
+      </w:r>
+    </w:p>
+    <w:p>
+      <w:pPr>
+        <w:spacing w:line="240" w:lineRule="auto"/>
+        <w:rPr>
+          <w:rFonts w:ascii="Times New Roman" w:hAnsi="Times New Roman"/>
+          <w:sz w:val="24"/>
+        </w:rPr>
+      </w:pPr>
+      <w:r>
+        <w:rPr>
+          <w:rFonts w:ascii="Times New Roman" w:hAnsi="Times New Roman"/>
+          <w:sz w:val="24"/>
+        </w:rPr>
+        <w:t>Пресвята Тройце, помилуй нас;* Господи, очисти гріхи наші;* Владико, прости беззаконня наші;* Святий, завітай і зціли немочі наші імени твого ради.</w:t>
+      </w:r>
+    </w:p>
+    <w:p>
+      <w:pPr>
+        <w:spacing w:after="120"/>
+        <w:jc w:val="both"/>
+      </w:pPr>
+      <w:r>
+        <w:rPr>
+          <w:rFonts w:ascii="Times New Roman" w:hAnsi="Times New Roman"/>
+          <w:sz w:val="24"/>
+        </w:rPr>
+        <w:t xml:space="preserve">Господи, помилуй. </w:t>
+      </w:r>
+      <w:r>
+        <w:rPr>
+          <w:rFonts w:ascii="Times New Roman" w:hAnsi="Times New Roman"/>
+          <w:i/>
+          <w:color w:val="FF0000"/>
+          <w:sz w:val="24"/>
+        </w:rPr>
+        <w:t>(3 р.)</w:t>
+      </w:r>
+    </w:p>
+    <w:p>
+      <w:pPr>
+        <w:spacing w:line="240" w:lineRule="auto"/>
+        <w:rPr>
+          <w:rFonts w:ascii="Times New Roman" w:hAnsi="Times New Roman"/>
+          <w:sz w:val="24"/>
+        </w:rPr>
+      </w:pPr>
+      <w:r>
+        <w:rPr>
+          <w:rFonts w:ascii="Times New Roman" w:hAnsi="Times New Roman"/>
+          <w:sz w:val="24"/>
+        </w:rPr>
+        <w:t>Слава Отцю, і Сину, і Святому Духові* і нині, і повсякчас, і на віки вічні. Амінь.</w:t>
+      </w:r>
+    </w:p>
+    <w:p>
+      <w:pPr>
+        <w:spacing w:line="240" w:lineRule="auto"/>
+        <w:rPr>
+          <w:rFonts w:ascii="Times New Roman" w:hAnsi="Times New Roman"/>
+          <w:sz w:val="24"/>
+        </w:rPr>
+      </w:pPr>
+      <w:r>
+        <w:rPr>
+          <w:rFonts w:ascii="Times New Roman" w:hAnsi="Times New Roman"/>
+          <w:sz w:val="24"/>
+        </w:rPr>
+        <w:t>Отче наш, що єси на небесах,* нехай святиться ім’я твоє,* нехай прийде царство твоє,* нехай буде воля твоя, як на небі, так і на землі.* Хліб наш насущний дай нам сьогодні,* і прости нам провини наші,* як і ми прощаємо винуватцям нашим,* і не введи нас у спокусу,* але визволи нас від лукавого.</w:t>
+      </w:r>
+    </w:p>
+    <w:p>
+      <w:pPr>
+        <w:spacing w:line="240" w:lineRule="auto"/>
+        <w:rPr>
+          <w:rFonts w:ascii="Times New Roman" w:hAnsi="Times New Roman"/>
+          <w:sz w:val="24"/>
+        </w:rPr>
+      </w:pPr>
+      <w:r>
+        <w:rPr>
+          <w:rFonts w:ascii="Times New Roman" w:hAnsi="Times New Roman"/>
+          <w:i/>
+          <w:color w:val="FF0000"/>
+          <w:sz w:val="24"/>
+        </w:rPr>
+        <w:t>Священик</w:t>
+      </w:r>
+      <w:r>
+        <w:rPr>
+          <w:rFonts w:ascii="Times New Roman" w:hAnsi="Times New Roman"/>
+          <w:color w:val="FF0000"/>
+          <w:sz w:val="24"/>
+        </w:rPr>
+        <w:t xml:space="preserve">: </w:t>
+      </w:r>
+      <w:r>
+        <w:rPr>
+          <w:rFonts w:ascii="Times New Roman" w:hAnsi="Times New Roman"/>
+          <w:sz w:val="24"/>
+        </w:rPr>
+        <w:t>Бо твоє є царство, і сила, і слава, Отця, і Сина, і Святого Духа, нині і повсякчас, і на віки вічні.</w:t>
+      </w:r>
+    </w:p>
+    <w:p>
+      <w:pPr>
+        <w:spacing w:after="120"/>
+        <w:jc w:val="both"/>
+      </w:pPr>
+      <w:r>
+        <w:rPr>
+          <w:rFonts w:ascii="Times New Roman" w:hAnsi="Times New Roman"/>
+          <w:i/>
+          <w:color w:val="FF0000"/>
+          <w:sz w:val="24"/>
+        </w:rPr>
+        <w:t>Вірні:</w:t>
+      </w:r>
+      <w:r>
+        <w:rPr>
+          <w:rFonts w:ascii="Times New Roman" w:hAnsi="Times New Roman"/>
+          <w:color w:val="FF0000"/>
+          <w:sz w:val="24"/>
+        </w:rPr>
+        <w:t xml:space="preserve"> </w:t>
+      </w:r>
+      <w:r>
+        <w:rPr>
+          <w:rFonts w:ascii="Times New Roman" w:hAnsi="Times New Roman"/>
+          <w:sz w:val="24"/>
+        </w:rPr>
+        <w:t>Амінь. Господи, помилуй</w:t>
+      </w:r>
+      <w:r>
+        <w:rPr>
+          <w:rFonts w:ascii="Times New Roman" w:hAnsi="Times New Roman"/>
+          <w:i/>
           <w:sz w:val="24"/>
         </w:rPr>
         <w:t>.</w:t>
       </w:r>
-    </w:p>
-    <w:p>
-      <w:pPr>
-        <w:spacing w:line="240" w:lineRule="auto"/>
-        <w:rPr>
-          <w:rFonts w:ascii="Times New Roman" w:hAnsi="Times New Roman"/>
-          <w:sz w:val="24"/>
-        </w:rPr>
-      </w:pPr>
-      <w:r>
-        <w:rPr>
-          <w:rFonts w:ascii="Times New Roman" w:hAnsi="Times New Roman"/>
-          <w:sz w:val="24"/>
-        </w:rPr>
-        <w:t>Слава Отцю, і Сину, і Святому Духові,* і нині, і повсякчас, і на віки вічні. Амінь.</w:t>
-      </w:r>
-    </w:p>
-    <w:p>
-      <w:pPr>
-        <w:spacing w:line="240" w:lineRule="auto"/>
-        <w:rPr>
-          <w:rFonts w:ascii="Times New Roman" w:hAnsi="Times New Roman"/>
-          <w:sz w:val="24"/>
-        </w:rPr>
-      </w:pPr>
-      <w:r>
-        <w:rPr>
-          <w:rFonts w:ascii="Times New Roman" w:hAnsi="Times New Roman"/>
-          <w:sz w:val="24"/>
-        </w:rPr>
-        <w:t>Пресвята Тройце, помилуй нас;* Господи, очисти гріхи наші;* Владико, прости беззаконня наші;* Святий, завітай і зціли немочі наші імени твого ради.</w:t>
-      </w:r>
-    </w:p>
-    <w:p>
-      <w:pPr>
-        <w:spacing w:line="240" w:lineRule="auto"/>
-        <w:rPr>
-          <w:rFonts w:ascii="Times New Roman" w:hAnsi="Times New Roman"/>
-          <w:sz w:val="24"/>
-        </w:rPr>
-      </w:pPr>
-      <w:r>
-        <w:rPr>
-          <w:rFonts w:ascii="Times New Roman" w:hAnsi="Times New Roman"/>
-          <w:sz w:val="24"/>
-        </w:rPr>
-        <w:t xml:space="preserve">Господи, помилуй </w:t>
-      </w:r>
-      <w:r>
-        <w:rPr>
-          <w:rFonts w:ascii="Times New Roman" w:hAnsi="Times New Roman"/>
-          <w:i/>
-          <w:color w:val="FF0000"/>
-          <w:sz w:val="24"/>
-        </w:rPr>
-        <w:t>(3 р.)</w:t>
-      </w:r>
-      <w:r>
-        <w:rPr>
-          <w:rFonts w:ascii="Times New Roman" w:hAnsi="Times New Roman"/>
-          <w:sz w:val="24"/>
-        </w:rPr>
-        <w:t>.</w:t>
-      </w:r>
-    </w:p>
-    <w:p>
-      <w:pPr>
-        <w:spacing w:line="240" w:lineRule="auto"/>
-        <w:rPr>
-          <w:rFonts w:ascii="Times New Roman" w:hAnsi="Times New Roman"/>
-          <w:sz w:val="24"/>
-        </w:rPr>
-      </w:pPr>
-      <w:r>
-        <w:rPr>
-          <w:rFonts w:ascii="Times New Roman" w:hAnsi="Times New Roman"/>
-          <w:sz w:val="24"/>
-        </w:rPr>
-        <w:t>Слава Отцю, і Сину, і Святому Духові* і нині, і повсякчас, і на віки вічні. Амінь.</w:t>
-      </w:r>
-    </w:p>
-    <w:p>
-      <w:pPr>
-        <w:spacing w:line="240" w:lineRule="auto"/>
-        <w:rPr>
-          <w:rFonts w:ascii="Times New Roman" w:hAnsi="Times New Roman"/>
-          <w:sz w:val="24"/>
-        </w:rPr>
-      </w:pPr>
-      <w:r>
-        <w:rPr>
-          <w:rFonts w:ascii="Times New Roman" w:hAnsi="Times New Roman"/>
-          <w:sz w:val="24"/>
-        </w:rPr>
-        <w:t>Отче наш, що єси на небесах,* нехай святиться ім’я твоє,* нехай прийде царство твоє,* нехай буде воля твоя, як на небі, так і на землі.* Хліб наш насущний дай нам сьогодні,* і прости нам провини наші,* як і ми прощаємо винуватцям нашим,* і не введи нас у спокусу,* але визволи нас від лукавого.</w:t>
-      </w:r>
-    </w:p>
-    <w:p>
-      <w:pPr>
-        <w:spacing w:line="240" w:lineRule="auto"/>
-        <w:rPr>
-          <w:rFonts w:ascii="Times New Roman" w:hAnsi="Times New Roman"/>
-          <w:sz w:val="24"/>
-        </w:rPr>
-      </w:pPr>
-      <w:r>
-        <w:rPr>
-          <w:rFonts w:ascii="Times New Roman" w:hAnsi="Times New Roman"/>
-          <w:i/>
-          <w:color w:val="FF0000"/>
-          <w:sz w:val="24"/>
-        </w:rPr>
-        <w:t>Священик</w:t>
-      </w:r>
-      <w:r>
-        <w:rPr>
-          <w:rFonts w:ascii="Times New Roman" w:hAnsi="Times New Roman"/>
-          <w:color w:val="FF0000"/>
-          <w:sz w:val="24"/>
-        </w:rPr>
-        <w:t xml:space="preserve">: </w:t>
-      </w:r>
-      <w:r>
-        <w:rPr>
-          <w:rFonts w:ascii="Times New Roman" w:hAnsi="Times New Roman"/>
-          <w:sz w:val="24"/>
-        </w:rPr>
-        <w:t>Бо твоє є царство, і сила, і слава, Отця, і Сина, і Святого Духа, нині і повсякчас, і на віки вічні.</w:t>
-      </w:r>
-    </w:p>
-    <w:p>
-      <w:pPr>
-        <w:spacing w:line="240" w:lineRule="auto"/>
-        <w:rPr>
-          <w:rFonts w:ascii="Times New Roman" w:hAnsi="Times New Roman"/>
-          <w:sz w:val="24"/>
-        </w:rPr>
-      </w:pPr>
-      <w:r>
-        <w:rPr>
-          <w:rFonts w:ascii="Times New Roman" w:hAnsi="Times New Roman"/>
-          <w:i/>
-          <w:color w:val="FF0000"/>
-          <w:sz w:val="24"/>
-        </w:rPr>
-        <w:t xml:space="preserve">Вірні: </w:t>
-      </w:r>
-      <w:r>
-        <w:rPr>
-          <w:rFonts w:ascii="Times New Roman" w:hAnsi="Times New Roman"/>
-          <w:sz w:val="24"/>
-        </w:rPr>
-        <w:t xml:space="preserve">Амінь. Господи, помилуй </w:t>
+      <w:r>
+        <w:rPr>
+          <w:rFonts w:ascii="Times New Roman" w:hAnsi="Times New Roman"/>
+          <w:sz w:val="24"/>
+        </w:rPr>
+        <w:t xml:space="preserve"> </w:t>
       </w:r>
       <w:r>
         <w:rPr>
@@ -295,13 +307,6 @@
         </w:rPr>
         <w:t>(12 р.)</w:t>
       </w:r>
-      <w:r>
-        <w:rPr>
-          <w:rFonts w:ascii="Times New Roman" w:hAnsi="Times New Roman"/>
-          <w:sz w:val="24"/>
-        </w:rPr>
-        <w:t>.</w:t>
-      </w:r>
     </w:p>
     <w:p>
       <w:pPr>
@@ -335,50 +340,41 @@
     </w:p>
     <w:p>
       <w:pPr>
-        <w:spacing w:line="240" w:lineRule="auto"/>
-        <w:rPr>
-          <w:rFonts w:ascii="Times New Roman" w:hAnsi="Times New Roman"/>
-          <w:sz w:val="24"/>
-        </w:rPr>
-      </w:pPr>
-      <w:r>
-        <w:rPr>
-          <w:rFonts w:ascii="Times New Roman" w:hAnsi="Times New Roman"/>
-          <w:sz w:val="24"/>
-        </w:rPr>
-        <w:t>Прийдіте, поклонімся* Цареві нашому Богу.</w:t>
-      </w:r>
-    </w:p>
-    <w:p>
-      <w:pPr>
-        <w:spacing w:line="240" w:lineRule="auto"/>
-        <w:rPr>
-          <w:rFonts w:ascii="Times New Roman" w:hAnsi="Times New Roman"/>
-          <w:sz w:val="24"/>
-        </w:rPr>
-      </w:pPr>
-      <w:r>
-        <w:rPr>
-          <w:rFonts w:ascii="Times New Roman" w:hAnsi="Times New Roman"/>
-          <w:sz w:val="24"/>
-        </w:rPr>
-        <w:t>Прийдіте, поклонімся* Христові, Цареві нашому Богу.</w:t>
-      </w:r>
-    </w:p>
-    <w:p>
-      <w:pPr>
-        <w:spacing w:line="240" w:lineRule="auto"/>
-        <w:rPr>
-          <w:rFonts w:ascii="Times New Roman" w:hAnsi="Times New Roman"/>
-          <w:sz w:val="24"/>
-        </w:rPr>
-      </w:pPr>
-      <w:r>
-        <w:rPr>
-          <w:rFonts w:ascii="Times New Roman" w:hAnsi="Times New Roman"/>
-          <w:sz w:val="24"/>
-        </w:rPr>
-        <w:t>Прийдіте, поклонімся і припадім* до самого Господа Ісуса Христа, Царя і Бога нашого.</w:t>
+        <w:spacing w:after="120"/>
+        <w:jc w:val="both"/>
+      </w:pPr>
+      <w:r>
+        <w:rPr>
+          <w:rFonts w:ascii="Times New Roman" w:hAnsi="Times New Roman"/>
+          <w:sz w:val="24"/>
+        </w:rPr>
+        <w:t>Прийді́те, поклоні́мся* царе́ві на́шому – Бо́гу.</w:t>
+      </w:r>
+    </w:p>
+    <w:p>
+      <w:pPr>
+        <w:spacing w:after="120"/>
+        <w:jc w:val="both"/>
+      </w:pPr>
+      <w:r>
+        <w:rPr>
+          <w:rFonts w:ascii="Times New Roman" w:hAnsi="Times New Roman"/>
+          <w:sz w:val="24"/>
+        </w:rPr>
+        <w:t>Прийді́те, поклоні́мся* Христо́ві, царе́ві на́шому – Бо́гу.</w:t>
+      </w:r>
+    </w:p>
+    <w:p>
+      <w:pPr>
+        <w:spacing w:after="120"/>
+        <w:jc w:val="both"/>
+      </w:pPr>
+      <w:r>
+        <w:rPr>
+          <w:rFonts w:ascii="Times New Roman" w:hAnsi="Times New Roman"/>
+          <w:sz w:val="24"/>
+        </w:rPr>
+        <w:t>Прийді́те, поклоні́мся і припаді́м* до само́го Го́спода Ісу́са Христа́ – царя́ і Бо́га на́шого.</w:t>
       </w:r>
     </w:p>
     <w:p>
@@ -1136,18 +1132,15 @@
     </w:p>
     <w:p>
       <w:pPr>
-        <w:spacing w:line="240" w:lineRule="auto"/>
-        <w:rPr>
-          <w:rFonts w:ascii="Times New Roman" w:hAnsi="Times New Roman"/>
-          <w:sz w:val="24"/>
-        </w:rPr>
-      </w:pPr>
-      <w:r>
-        <w:rPr>
-          <w:rFonts w:ascii="Times New Roman" w:hAnsi="Times New Roman"/>
-          <w:sz w:val="24"/>
-        </w:rPr>
-        <w:t xml:space="preserve">Господи, помилуй </w:t>
+        <w:spacing w:after="120"/>
+        <w:jc w:val="both"/>
+      </w:pPr>
+      <w:r>
+        <w:rPr>
+          <w:rFonts w:ascii="Times New Roman" w:hAnsi="Times New Roman"/>
+          <w:sz w:val="24"/>
+        </w:rPr>
+        <w:t xml:space="preserve">Господи, помилуй. </w:t>
       </w:r>
       <w:r>
         <w:rPr>
@@ -1158,13 +1151,6 @@
         </w:rPr>
         <w:t>(3 р.)</w:t>
       </w:r>
-      <w:r>
-        <w:rPr>
-          <w:rFonts w:ascii="Times New Roman" w:hAnsi="Times New Roman"/>
-          <w:sz w:val="24"/>
-        </w:rPr>
-        <w:t>.</w:t>
-      </w:r>
     </w:p>
     <w:p>
       <w:pPr>
@@ -1357,18 +1343,15 @@
     </w:p>
     <w:p>
       <w:pPr>
-        <w:spacing w:line="240" w:lineRule="auto"/>
-        <w:rPr>
-          <w:rFonts w:ascii="Times New Roman" w:hAnsi="Times New Roman"/>
-          <w:sz w:val="24"/>
-        </w:rPr>
-      </w:pPr>
-      <w:r>
-        <w:rPr>
-          <w:rFonts w:ascii="Times New Roman" w:hAnsi="Times New Roman"/>
-          <w:sz w:val="24"/>
-        </w:rPr>
-        <w:t xml:space="preserve">Святий Боже, святий Кріпкий, святий Безсмертний, помилуй нас </w:t>
+        <w:spacing w:after="120"/>
+        <w:jc w:val="both"/>
+      </w:pPr>
+      <w:r>
+        <w:rPr>
+          <w:rFonts w:ascii="Times New Roman" w:hAnsi="Times New Roman"/>
+          <w:sz w:val="24"/>
+        </w:rPr>
+        <w:t xml:space="preserve">Святий Боже, святий Кріпкий, святий Безсмертний, помилуй нас. </w:t>
       </w:r>
       <w:r>
         <w:rPr>
@@ -1379,13 +1362,6 @@
         </w:rPr>
         <w:t>(3 р.)</w:t>
       </w:r>
-      <w:r>
-        <w:rPr>
-          <w:rFonts w:ascii="Times New Roman" w:hAnsi="Times New Roman"/>
-          <w:sz w:val="24"/>
-        </w:rPr>
-        <w:t>.</w:t>
-      </w:r>
     </w:p>
     <w:p>
       <w:pPr>
@@ -1421,18 +1397,15 @@
     </w:p>
     <w:p>
       <w:pPr>
-        <w:spacing w:line="240" w:lineRule="auto"/>
-        <w:rPr>
-          <w:rFonts w:ascii="Times New Roman" w:hAnsi="Times New Roman"/>
-          <w:sz w:val="24"/>
-        </w:rPr>
-      </w:pPr>
-      <w:r>
-        <w:rPr>
-          <w:rFonts w:ascii="Times New Roman" w:hAnsi="Times New Roman"/>
-          <w:sz w:val="24"/>
-        </w:rPr>
-        <w:t xml:space="preserve">Господи, помилуй </w:t>
+        <w:spacing w:after="120"/>
+        <w:jc w:val="both"/>
+      </w:pPr>
+      <w:r>
+        <w:rPr>
+          <w:rFonts w:ascii="Times New Roman" w:hAnsi="Times New Roman"/>
+          <w:sz w:val="24"/>
+        </w:rPr>
+        <w:t xml:space="preserve">Господи, помилуй. </w:t>
       </w:r>
       <w:r>
         <w:rPr>
@@ -1442,13 +1415,6 @@
           <w:sz w:val="24"/>
         </w:rPr>
         <w:t>(3 р.)</w:t>
-      </w:r>
-      <w:r>
-        <w:rPr>
-          <w:rFonts w:ascii="Times New Roman" w:hAnsi="Times New Roman"/>
-          <w:sz w:val="24"/>
-        </w:rPr>
-        <w:t>.</w:t>
       </w:r>
     </w:p>
     <w:p>
@@ -1702,18 +1668,15 @@
     </w:p>
     <w:p>
       <w:pPr>
-        <w:spacing w:line="240" w:lineRule="auto"/>
-        <w:rPr>
-          <w:rFonts w:ascii="Times New Roman" w:hAnsi="Times New Roman"/>
-          <w:sz w:val="24"/>
-        </w:rPr>
-      </w:pPr>
-      <w:r>
-        <w:rPr>
-          <w:rFonts w:ascii="Times New Roman" w:hAnsi="Times New Roman"/>
-          <w:sz w:val="24"/>
-        </w:rPr>
-        <w:t xml:space="preserve">Господи, помилуй </w:t>
+        <w:spacing w:after="120"/>
+        <w:jc w:val="both"/>
+      </w:pPr>
+      <w:r>
+        <w:rPr>
+          <w:rFonts w:ascii="Times New Roman" w:hAnsi="Times New Roman"/>
+          <w:sz w:val="24"/>
+        </w:rPr>
+        <w:t xml:space="preserve">Господи, помилуй. </w:t>
       </w:r>
       <w:r>
         <w:rPr>
@@ -1724,13 +1687,6 @@
         </w:rPr>
         <w:t>(3 р.)</w:t>
       </w:r>
-      <w:r>
-        <w:rPr>
-          <w:rFonts w:ascii="Times New Roman" w:hAnsi="Times New Roman"/>
-          <w:sz w:val="24"/>
-        </w:rPr>
-        <w:t>.</w:t>
-      </w:r>
     </w:p>
     <w:p>
       <w:pPr>
@@ -1890,27 +1846,32 @@
     </w:p>
     <w:p>
       <w:pPr>
-        <w:spacing w:line="240" w:lineRule="auto"/>
-        <w:rPr>
-          <w:rFonts w:ascii="Times New Roman" w:hAnsi="Times New Roman"/>
-          <w:sz w:val="24"/>
-        </w:rPr>
-      </w:pPr>
-      <w:r>
-        <w:rPr>
-          <w:rFonts w:ascii="Times New Roman" w:hAnsi="Times New Roman"/>
-          <w:i/>
-          <w:color w:val="FF0000"/>
-          <w:sz w:val="24"/>
-        </w:rPr>
-        <w:t xml:space="preserve">Священик: </w:t>
-      </w:r>
-      <w:r>
-        <w:rPr>
-          <w:rFonts w:ascii="Times New Roman" w:hAnsi="Times New Roman"/>
-          <w:sz w:val="24"/>
-        </w:rPr>
-        <w:t>Слава тобі, Христе Боже, надіє наша, слава тобі!</w:t>
+        <w:spacing w:after="120"/>
+        <w:jc w:val="both"/>
+      </w:pPr>
+      <w:r>
+        <w:rPr>
+          <w:rFonts w:ascii="Times New Roman" w:hAnsi="Times New Roman"/>
+          <w:i/>
+          <w:color w:val="FF0000"/>
+          <w:sz w:val="24"/>
+        </w:rPr>
+        <w:t>Священик:</w:t>
+      </w:r>
+      <w:r>
+        <w:rPr>
+          <w:rFonts w:ascii="Times New Roman" w:hAnsi="Times New Roman"/>
+          <w:color w:val="FF0000"/>
+          <w:sz w:val="24"/>
+        </w:rPr>
+        <w:t xml:space="preserve"> </w:t>
+      </w:r>
+      <w:r>
+        <w:rPr>
+          <w:rFonts w:ascii="Times New Roman" w:hAnsi="Times New Roman"/>
+          <w:sz w:val="24"/>
+        </w:rPr>
+        <w:t>Слава тобі, Христе Боже, уповання наше, слава тобі!</w:t>
       </w:r>
     </w:p>
     <w:p>
@@ -2081,6 +2042,192 @@
     </w:p>
     <w:p>
       <w:pPr>
+        <w:spacing w:after="120"/>
+      </w:pPr>
+      <w:r>
+        <w:rPr>
+          <w:rFonts w:ascii="Times New Roman" w:hAnsi="Times New Roman"/>
+          <w:i/>
+          <w:color w:val="FF0000"/>
+          <w:sz w:val="24"/>
+        </w:rPr>
+        <w:t>Вірні:</w:t>
+      </w:r>
+      <w:r>
+        <w:rPr>
+          <w:rFonts w:ascii="Times New Roman" w:hAnsi="Times New Roman"/>
+          <w:color w:val="FF0000"/>
+          <w:sz w:val="24"/>
+        </w:rPr>
+        <w:t xml:space="preserve"> </w:t>
+      </w:r>
+      <w:r>
+        <w:rPr>
+          <w:rFonts w:ascii="Times New Roman" w:hAnsi="Times New Roman"/>
+          <w:sz w:val="24"/>
+        </w:rPr>
+        <w:t>Амі́нь.</w:t>
+      </w:r>
+    </w:p>
+    <w:p>
+      <w:pPr>
+        <w:spacing w:after="120"/>
+      </w:pPr>
+      <w:r>
+        <w:rPr>
+          <w:rFonts w:ascii="Times New Roman" w:hAnsi="Times New Roman"/>
+          <w:sz w:val="24"/>
+        </w:rPr>
+        <w:t>Сла́ва Тобі́, Бо́же наш, сла́ва Тобі́.</w:t>
+      </w:r>
+    </w:p>
+    <w:p>
+      <w:pPr>
+        <w:spacing w:after="120"/>
+      </w:pPr>
+      <w:r>
+        <w:rPr>
+          <w:rFonts w:ascii="Times New Roman" w:hAnsi="Times New Roman"/>
+          <w:sz w:val="24"/>
+        </w:rPr>
+        <w:t>Ца́рю небе́сний, утіши́телю, Ду́ше íстини,* що всю́ди єси́ і все наповня́єш,* скарбни́це благ і життя́ пода́телю,* прийди́, і всели́ся в нас,* і очи́сти нас від уся́кої скве́рни,* і спаси́, благи́й, ду́ші на́ші.</w:t>
+      </w:r>
+    </w:p>
+    <w:p>
+      <w:pPr>
+        <w:spacing w:after="120"/>
+        <w:jc w:val="both"/>
+      </w:pPr>
+      <w:r>
+        <w:rPr>
+          <w:rFonts w:ascii="Times New Roman" w:hAnsi="Times New Roman"/>
+          <w:sz w:val="24"/>
+        </w:rPr>
+        <w:t xml:space="preserve">Святий Боже, святий Кріпкий, святий Безсмертний, помилуй нас. </w:t>
+      </w:r>
+      <w:r>
+        <w:rPr>
+          <w:rFonts w:ascii="Times New Roman" w:hAnsi="Times New Roman"/>
+          <w:i/>
+          <w:color w:val="FF0000"/>
+          <w:sz w:val="24"/>
+        </w:rPr>
+        <w:t>(3 р.)</w:t>
+      </w:r>
+    </w:p>
+    <w:p>
+      <w:pPr>
+        <w:spacing w:line="240" w:lineRule="auto"/>
+        <w:rPr>
+          <w:rFonts w:ascii="Times New Roman" w:hAnsi="Times New Roman"/>
+          <w:sz w:val="24"/>
+        </w:rPr>
+      </w:pPr>
+      <w:r>
+        <w:rPr>
+          <w:rFonts w:ascii="Times New Roman" w:hAnsi="Times New Roman"/>
+          <w:sz w:val="24"/>
+        </w:rPr>
+        <w:t>Слава Отцю, і Сину, і Святому Духові,* і нині і повсякчас, і на віки вічні. Амінь.</w:t>
+      </w:r>
+    </w:p>
+    <w:p>
+      <w:pPr>
+        <w:spacing w:line="240" w:lineRule="auto"/>
+        <w:rPr>
+          <w:rFonts w:ascii="Times New Roman" w:hAnsi="Times New Roman"/>
+          <w:sz w:val="24"/>
+        </w:rPr>
+      </w:pPr>
+      <w:r>
+        <w:rPr>
+          <w:rFonts w:ascii="Times New Roman" w:hAnsi="Times New Roman"/>
+          <w:sz w:val="24"/>
+        </w:rPr>
+        <w:t>Пресвята Тройце, помилуй нас;* Господи, очисти гріхи наші;* Владико, прости беззаконня наші;* Святий, завітай і зціли немочі наші імени твого ради.</w:t>
+      </w:r>
+    </w:p>
+    <w:p>
+      <w:pPr>
+        <w:spacing w:after="120"/>
+        <w:jc w:val="both"/>
+      </w:pPr>
+      <w:r>
+        <w:rPr>
+          <w:rFonts w:ascii="Times New Roman" w:hAnsi="Times New Roman"/>
+          <w:sz w:val="24"/>
+        </w:rPr>
+        <w:t xml:space="preserve">Господи, помилуй. </w:t>
+      </w:r>
+      <w:r>
+        <w:rPr>
+          <w:rFonts w:ascii="Times New Roman" w:hAnsi="Times New Roman"/>
+          <w:i/>
+          <w:color w:val="FF0000"/>
+          <w:sz w:val="24"/>
+        </w:rPr>
+        <w:t>(3 р.)</w:t>
+      </w:r>
+    </w:p>
+    <w:p>
+      <w:pPr>
+        <w:spacing w:line="240" w:lineRule="auto"/>
+        <w:rPr>
+          <w:rFonts w:ascii="Times New Roman" w:hAnsi="Times New Roman"/>
+          <w:sz w:val="24"/>
+        </w:rPr>
+      </w:pPr>
+      <w:r>
+        <w:rPr>
+          <w:rFonts w:ascii="Times New Roman" w:hAnsi="Times New Roman"/>
+          <w:sz w:val="24"/>
+        </w:rPr>
+        <w:t>Слава Отцю, і Сину, і Святому Духові,* і нині і повсякчас, і на віки вічні. Амінь.</w:t>
+      </w:r>
+    </w:p>
+    <w:p>
+      <w:pPr>
+        <w:spacing w:line="240" w:lineRule="auto"/>
+        <w:rPr>
+          <w:rFonts w:ascii="Times New Roman" w:hAnsi="Times New Roman"/>
+          <w:sz w:val="24"/>
+        </w:rPr>
+      </w:pPr>
+      <w:r>
+        <w:rPr>
+          <w:rFonts w:ascii="Times New Roman" w:hAnsi="Times New Roman"/>
+          <w:sz w:val="24"/>
+        </w:rPr>
+        <w:t>Отче наш, що єси на небесах,* нехай святиться ім’я твоє,* нехай прийде царство твоє,* нехай буде воля твоя, як на небі, так і на землі.* Хліб наш насущний дай нам сьогодні,* і прости нам провини наші,* як і ми прощаємо винуватцям нашим,* і не введи нас у спокусу,* але визволи нас від лукавого.</w:t>
+      </w:r>
+    </w:p>
+    <w:p>
+      <w:pPr>
+        <w:spacing w:line="240" w:lineRule="auto"/>
+        <w:rPr>
+          <w:rFonts w:ascii="Times New Roman" w:hAnsi="Times New Roman"/>
+          <w:sz w:val="24"/>
+        </w:rPr>
+      </w:pPr>
+      <w:r>
+        <w:rPr>
+          <w:rFonts w:ascii="Times New Roman" w:hAnsi="Times New Roman"/>
+          <w:i/>
+          <w:color w:val="FF0000"/>
+          <w:sz w:val="24"/>
+        </w:rPr>
+        <w:t xml:space="preserve">Священик: </w:t>
+      </w:r>
+      <w:r>
+        <w:rPr>
+          <w:rFonts w:ascii="Times New Roman" w:hAnsi="Times New Roman"/>
+          <w:sz w:val="24"/>
+        </w:rPr>
+        <w:t>Бо твоє є царство, і сила, і слава, Отця, і Сина, і Святого Духа, нині і повсякчас, і на віки вічні.</w:t>
+      </w:r>
+    </w:p>
+    <w:p>
+      <w:pPr>
         <w:spacing w:line="240" w:lineRule="auto"/>
         <w:rPr>
           <w:rFonts w:ascii="Times New Roman" w:hAnsi="Times New Roman"/>
@@ -2101,48 +2248,32 @@
           <w:rFonts w:ascii="Times New Roman" w:hAnsi="Times New Roman"/>
           <w:sz w:val="24"/>
         </w:rPr>
-        <w:t>Амінь. Слава тобі, Боже наш, слава тобі.</w:t>
-      </w:r>
-    </w:p>
-    <w:p>
-      <w:pPr>
-        <w:spacing w:line="240" w:lineRule="auto"/>
-        <w:rPr>
-          <w:rFonts w:ascii="Times New Roman" w:hAnsi="Times New Roman"/>
-          <w:sz w:val="24"/>
-        </w:rPr>
-      </w:pPr>
-      <w:r>
-        <w:rPr>
-          <w:rFonts w:ascii="Times New Roman" w:hAnsi="Times New Roman"/>
-          <w:sz w:val="24"/>
-        </w:rPr>
-        <w:t>Царю небесний, утішителю, Душе істини,* що всюди єси і все наповняєш,* скарбе дібр і життя подателю,* прийди і вселися в нас,* і очисти нас від усякої скверни,* і спаси, Благий, душі наші.</w:t>
-      </w:r>
-    </w:p>
-    <w:p>
-      <w:pPr>
-        <w:spacing w:line="240" w:lineRule="auto"/>
-        <w:rPr>
-          <w:rFonts w:ascii="Times New Roman" w:hAnsi="Times New Roman"/>
-          <w:sz w:val="24"/>
-        </w:rPr>
-      </w:pPr>
-      <w:r>
-        <w:rPr>
-          <w:rFonts w:ascii="Times New Roman" w:hAnsi="Times New Roman"/>
-          <w:sz w:val="24"/>
-        </w:rPr>
-        <w:t xml:space="preserve">Святий Боже, святий Кріпкий, святий Безсмертний, помилуй нас </w:t>
-      </w:r>
-      <w:r>
-        <w:rPr>
-          <w:rFonts w:ascii="Times New Roman" w:hAnsi="Times New Roman"/>
-          <w:i/>
-          <w:color w:val="FF0000"/>
-          <w:sz w:val="24"/>
-        </w:rPr>
-        <w:t>(3 р.)</w:t>
+        <w:t xml:space="preserve">Амінь. </w:t>
+      </w:r>
+    </w:p>
+    <w:p>
+      <w:pPr>
+        <w:spacing w:line="240" w:lineRule="auto"/>
+        <w:rPr>
+          <w:rFonts w:ascii="Times New Roman" w:hAnsi="Times New Roman"/>
+          <w:sz w:val="24"/>
+        </w:rPr>
+      </w:pPr>
+      <w:r>
+        <w:rPr>
+          <w:rFonts w:ascii="Times New Roman" w:hAnsi="Times New Roman"/>
+          <w:sz w:val="24"/>
+        </w:rPr>
+        <w:t xml:space="preserve">Господи, помилуй </w:t>
+      </w:r>
+      <w:r>
+        <w:rPr>
+          <w:rFonts w:ascii="Times New Roman" w:hAnsi="Times New Roman"/>
+          <w:i/>
+          <w:color w:val="FF0000"/>
+          <w:sz w:val="24"/>
+        </w:rPr>
+        <w:t>(12 р.)</w:t>
       </w:r>
       <w:r>
         <w:rPr>
@@ -2170,228 +2301,41 @@
     </w:p>
     <w:p>
       <w:pPr>
-        <w:spacing w:line="240" w:lineRule="auto"/>
-        <w:rPr>
-          <w:rFonts w:ascii="Times New Roman" w:hAnsi="Times New Roman"/>
-          <w:sz w:val="24"/>
-        </w:rPr>
-      </w:pPr>
-      <w:r>
-        <w:rPr>
-          <w:rFonts w:ascii="Times New Roman" w:hAnsi="Times New Roman"/>
-          <w:sz w:val="24"/>
-        </w:rPr>
-        <w:t>Пресвята Тройце, помилуй нас;* Господи, очисти гріхи наші;* Владико, прости беззаконня наші;* Святий, завітай і зціли немочі наші імени твого ради.</w:t>
-      </w:r>
-    </w:p>
-    <w:p>
-      <w:pPr>
-        <w:spacing w:line="240" w:lineRule="auto"/>
-        <w:rPr>
-          <w:rFonts w:ascii="Times New Roman" w:hAnsi="Times New Roman"/>
-          <w:sz w:val="24"/>
-        </w:rPr>
-      </w:pPr>
-      <w:r>
-        <w:rPr>
-          <w:rFonts w:ascii="Times New Roman" w:hAnsi="Times New Roman"/>
-          <w:sz w:val="24"/>
-        </w:rPr>
-        <w:t xml:space="preserve">Господи, помилуй </w:t>
-      </w:r>
-      <w:r>
-        <w:rPr>
-          <w:rFonts w:ascii="Times New Roman" w:hAnsi="Times New Roman"/>
-          <w:i/>
-          <w:color w:val="FF0000"/>
-          <w:sz w:val="24"/>
-        </w:rPr>
-        <w:t>(3 р.)</w:t>
-      </w:r>
-      <w:r>
-        <w:rPr>
-          <w:rFonts w:ascii="Times New Roman" w:hAnsi="Times New Roman"/>
-          <w:sz w:val="24"/>
-        </w:rPr>
-        <w:t>.</w:t>
-      </w:r>
-    </w:p>
-    <w:p>
-      <w:pPr>
-        <w:spacing w:line="240" w:lineRule="auto"/>
-        <w:rPr>
-          <w:rFonts w:ascii="Times New Roman" w:hAnsi="Times New Roman"/>
-          <w:sz w:val="24"/>
-        </w:rPr>
-      </w:pPr>
-      <w:r>
-        <w:rPr>
-          <w:rFonts w:ascii="Times New Roman" w:hAnsi="Times New Roman"/>
-          <w:sz w:val="24"/>
-        </w:rPr>
-        <w:t>Слава Отцю, і Сину, і Святому Духові,* і нині і повсякчас, і на віки вічні. Амінь.</w:t>
-      </w:r>
-    </w:p>
-    <w:p>
-      <w:pPr>
-        <w:spacing w:line="240" w:lineRule="auto"/>
-        <w:rPr>
-          <w:rFonts w:ascii="Times New Roman" w:hAnsi="Times New Roman"/>
-          <w:sz w:val="24"/>
-        </w:rPr>
-      </w:pPr>
-      <w:r>
-        <w:rPr>
-          <w:rFonts w:ascii="Times New Roman" w:hAnsi="Times New Roman"/>
-          <w:sz w:val="24"/>
-        </w:rPr>
-        <w:t>Отче наш, що єси на небесах,* нехай святиться ім’я твоє,* нехай прийде царство твоє,* нехай буде воля твоя, як на небі, так і на землі.* Хліб наш насущний дай нам сьогодні,* і прости нам провини наші,* як і ми прощаємо винуватцям нашим,* і не введи нас у спокусу,* але визволи нас від лукавого.</w:t>
-      </w:r>
-    </w:p>
-    <w:p>
-      <w:pPr>
-        <w:spacing w:line="240" w:lineRule="auto"/>
-        <w:rPr>
-          <w:rFonts w:ascii="Times New Roman" w:hAnsi="Times New Roman"/>
-          <w:sz w:val="24"/>
-        </w:rPr>
-      </w:pPr>
-      <w:r>
-        <w:rPr>
-          <w:rFonts w:ascii="Times New Roman" w:hAnsi="Times New Roman"/>
-          <w:i/>
-          <w:color w:val="FF0000"/>
-          <w:sz w:val="24"/>
-        </w:rPr>
-        <w:t xml:space="preserve">Священик: </w:t>
-      </w:r>
-      <w:r>
-        <w:rPr>
-          <w:rFonts w:ascii="Times New Roman" w:hAnsi="Times New Roman"/>
-          <w:sz w:val="24"/>
-        </w:rPr>
-        <w:t>Бо твоє є царство, і сила, і слава, Отця, і Сина, і Святого Духа, нині і повсякчас, і на віки вічні.</w:t>
-      </w:r>
-    </w:p>
-    <w:p>
-      <w:pPr>
-        <w:spacing w:line="240" w:lineRule="auto"/>
-        <w:rPr>
-          <w:rFonts w:ascii="Times New Roman" w:hAnsi="Times New Roman"/>
-          <w:sz w:val="24"/>
-        </w:rPr>
-      </w:pPr>
-      <w:r>
-        <w:rPr>
-          <w:rFonts w:ascii="Times New Roman" w:hAnsi="Times New Roman"/>
-          <w:i/>
-          <w:color w:val="FF0000"/>
-          <w:sz w:val="24"/>
-        </w:rPr>
-        <w:t xml:space="preserve">Вірні: </w:t>
-      </w:r>
-      <w:r>
-        <w:rPr>
-          <w:rFonts w:ascii="Times New Roman" w:hAnsi="Times New Roman"/>
-          <w:sz w:val="24"/>
-        </w:rPr>
-        <w:t xml:space="preserve">Амінь. </w:t>
-      </w:r>
-    </w:p>
-    <w:p>
-      <w:pPr>
-        <w:spacing w:line="240" w:lineRule="auto"/>
-        <w:rPr>
-          <w:rFonts w:ascii="Times New Roman" w:hAnsi="Times New Roman"/>
-          <w:sz w:val="24"/>
-        </w:rPr>
-      </w:pPr>
-      <w:r>
-        <w:rPr>
-          <w:rFonts w:ascii="Times New Roman" w:hAnsi="Times New Roman"/>
-          <w:sz w:val="24"/>
-        </w:rPr>
-        <w:t xml:space="preserve">Господи, помилуй </w:t>
-      </w:r>
-      <w:r>
-        <w:rPr>
-          <w:rFonts w:ascii="Times New Roman" w:hAnsi="Times New Roman"/>
-          <w:i/>
-          <w:color w:val="FF0000"/>
-          <w:sz w:val="24"/>
-        </w:rPr>
-        <w:t>(12 р.)</w:t>
-      </w:r>
-      <w:r>
-        <w:rPr>
-          <w:rFonts w:ascii="Times New Roman" w:hAnsi="Times New Roman"/>
-          <w:sz w:val="24"/>
-        </w:rPr>
-        <w:t>.</w:t>
-      </w:r>
-    </w:p>
-    <w:p>
-      <w:pPr>
-        <w:spacing w:line="240" w:lineRule="auto"/>
-        <w:rPr>
-          <w:rFonts w:ascii="Times New Roman" w:hAnsi="Times New Roman"/>
-          <w:sz w:val="24"/>
-        </w:rPr>
-      </w:pPr>
-      <w:r>
-        <w:rPr>
-          <w:rFonts w:ascii="Times New Roman" w:hAnsi="Times New Roman"/>
-          <w:sz w:val="24"/>
-        </w:rPr>
-        <w:t>Слава Отцю, і Сину, і Святому Духові,* і нині і повсякчас, і на віки вічні. Амінь.</w:t>
-      </w:r>
-    </w:p>
-    <w:p>
-      <w:pPr>
-        <w:spacing w:line="240" w:lineRule="auto"/>
-        <w:rPr>
-          <w:rFonts w:ascii="Times New Roman" w:hAnsi="Times New Roman"/>
-          <w:sz w:val="24"/>
-        </w:rPr>
-      </w:pPr>
-      <w:r>
-        <w:rPr>
-          <w:rFonts w:ascii="Times New Roman" w:hAnsi="Times New Roman"/>
-          <w:sz w:val="24"/>
-        </w:rPr>
-        <w:t>Прийдіте, поклонімся* Цареві нашому Богу.</w:t>
-      </w:r>
-    </w:p>
-    <w:p>
-      <w:pPr>
-        <w:spacing w:line="240" w:lineRule="auto"/>
-        <w:rPr>
-          <w:rFonts w:ascii="Times New Roman" w:hAnsi="Times New Roman"/>
-          <w:sz w:val="24"/>
-        </w:rPr>
-      </w:pPr>
-      <w:r>
-        <w:rPr>
-          <w:rFonts w:ascii="Times New Roman" w:hAnsi="Times New Roman"/>
-          <w:sz w:val="24"/>
-        </w:rPr>
-        <w:t>Прийдіте, поклонімся* Христові, Цареві нашому Богу.</w:t>
-      </w:r>
-    </w:p>
-    <w:p>
-      <w:pPr>
-        <w:spacing w:line="240" w:lineRule="auto"/>
-        <w:rPr>
-          <w:rFonts w:ascii="Times New Roman" w:hAnsi="Times New Roman"/>
-          <w:sz w:val="24"/>
-        </w:rPr>
-      </w:pPr>
-      <w:r>
-        <w:rPr>
-          <w:rFonts w:ascii="Times New Roman" w:hAnsi="Times New Roman"/>
-          <w:sz w:val="24"/>
-        </w:rPr>
-        <w:t>Прийдіте, поклонімся і припадім* до самого Господа Ісуса Христа, Царя і Бога нашого.</w:t>
+        <w:spacing w:after="120"/>
+        <w:jc w:val="both"/>
+      </w:pPr>
+      <w:r>
+        <w:rPr>
+          <w:rFonts w:ascii="Times New Roman" w:hAnsi="Times New Roman"/>
+          <w:sz w:val="24"/>
+        </w:rPr>
+        <w:t>Прийді́те, поклоні́мся* царе́ві на́шому – Бо́гу.</w:t>
+      </w:r>
+    </w:p>
+    <w:p>
+      <w:pPr>
+        <w:spacing w:after="120"/>
+        <w:jc w:val="both"/>
+      </w:pPr>
+      <w:r>
+        <w:rPr>
+          <w:rFonts w:ascii="Times New Roman" w:hAnsi="Times New Roman"/>
+          <w:sz w:val="24"/>
+        </w:rPr>
+        <w:t>Прийді́те, поклоні́мся* Христо́ві, царе́ві на́шому – Бо́гу.</w:t>
+      </w:r>
+    </w:p>
+    <w:p>
+      <w:pPr>
+        <w:spacing w:after="120"/>
+        <w:jc w:val="both"/>
+      </w:pPr>
+      <w:r>
+        <w:rPr>
+          <w:rFonts w:ascii="Times New Roman" w:hAnsi="Times New Roman"/>
+          <w:sz w:val="24"/>
+        </w:rPr>
+        <w:t>Прийді́те, поклоні́мся і припаді́м* до само́го Го́спода Ісу́са Христа́ – царя́ і Бо́га на́шого.</w:t>
       </w:r>
     </w:p>
     <w:p>
@@ -3502,18 +3446,15 @@
     </w:p>
     <w:p>
       <w:pPr>
-        <w:spacing w:line="240" w:lineRule="auto"/>
-        <w:rPr>
-          <w:rFonts w:ascii="Times New Roman" w:hAnsi="Times New Roman"/>
-          <w:sz w:val="24"/>
-        </w:rPr>
-      </w:pPr>
-      <w:r>
-        <w:rPr>
-          <w:rFonts w:ascii="Times New Roman" w:hAnsi="Times New Roman"/>
-          <w:sz w:val="24"/>
-        </w:rPr>
-        <w:t xml:space="preserve">Господи, помилуй </w:t>
+        <w:spacing w:after="120"/>
+        <w:jc w:val="both"/>
+      </w:pPr>
+      <w:r>
+        <w:rPr>
+          <w:rFonts w:ascii="Times New Roman" w:hAnsi="Times New Roman"/>
+          <w:sz w:val="24"/>
+        </w:rPr>
+        <w:t xml:space="preserve">Господи, помилуй. </w:t>
       </w:r>
       <w:r>
         <w:rPr>
@@ -3523,13 +3464,6 @@
           <w:sz w:val="24"/>
         </w:rPr>
         <w:t>(3 р.)</w:t>
-      </w:r>
-      <w:r>
-        <w:rPr>
-          <w:rFonts w:ascii="Times New Roman" w:hAnsi="Times New Roman"/>
-          <w:sz w:val="24"/>
-        </w:rPr>
-        <w:t>.</w:t>
       </w:r>
     </w:p>
     <w:p>
@@ -3698,18 +3632,15 @@
     </w:p>
     <w:p>
       <w:pPr>
-        <w:spacing w:line="240" w:lineRule="auto"/>
-        <w:rPr>
-          <w:rFonts w:ascii="Times New Roman" w:hAnsi="Times New Roman"/>
-          <w:sz w:val="24"/>
-        </w:rPr>
-      </w:pPr>
-      <w:r>
-        <w:rPr>
-          <w:rFonts w:ascii="Times New Roman" w:hAnsi="Times New Roman"/>
-          <w:sz w:val="24"/>
-        </w:rPr>
-        <w:t xml:space="preserve">Святий Боже, святий Кріпкий, святий Безсмертний, помилуй нас </w:t>
+        <w:spacing w:after="120"/>
+        <w:jc w:val="both"/>
+      </w:pPr>
+      <w:r>
+        <w:rPr>
+          <w:rFonts w:ascii="Times New Roman" w:hAnsi="Times New Roman"/>
+          <w:sz w:val="24"/>
+        </w:rPr>
+        <w:t xml:space="preserve">Святий Боже, святий Кріпкий, святий Безсмертний, помилуй нас. </w:t>
       </w:r>
       <w:r>
         <w:rPr>
@@ -3720,6 +3651,235 @@
         </w:rPr>
         <w:t>(3 р.)</w:t>
       </w:r>
+    </w:p>
+    <w:p>
+      <w:pPr>
+        <w:spacing w:line="240" w:lineRule="auto"/>
+        <w:rPr>
+          <w:rFonts w:ascii="Times New Roman" w:hAnsi="Times New Roman"/>
+          <w:sz w:val="24"/>
+        </w:rPr>
+      </w:pPr>
+      <w:r>
+        <w:rPr>
+          <w:rFonts w:ascii="Times New Roman" w:hAnsi="Times New Roman"/>
+          <w:sz w:val="24"/>
+        </w:rPr>
+        <w:t>Слава Отцю, і Сину, і Святому Духові,* і нині і повсякчас, і на віки вічні. Амінь.</w:t>
+      </w:r>
+    </w:p>
+    <w:p>
+      <w:pPr>
+        <w:spacing w:line="240" w:lineRule="auto"/>
+        <w:rPr>
+          <w:rFonts w:ascii="Times New Roman" w:hAnsi="Times New Roman"/>
+          <w:sz w:val="24"/>
+        </w:rPr>
+      </w:pPr>
+      <w:r>
+        <w:rPr>
+          <w:rFonts w:ascii="Times New Roman" w:hAnsi="Times New Roman"/>
+          <w:sz w:val="24"/>
+        </w:rPr>
+        <w:t>Пресвята Тройце, помилуй нас;* Господи, очисти гріхи наші;* Владико, прости беззаконня наші;* Святий, завітай і зціли немочі наші імени твого ради.</w:t>
+      </w:r>
+    </w:p>
+    <w:p>
+      <w:pPr>
+        <w:spacing w:after="120"/>
+        <w:jc w:val="both"/>
+      </w:pPr>
+      <w:r>
+        <w:rPr>
+          <w:rFonts w:ascii="Times New Roman" w:hAnsi="Times New Roman"/>
+          <w:sz w:val="24"/>
+        </w:rPr>
+        <w:t xml:space="preserve">Господи, помилуй. </w:t>
+      </w:r>
+      <w:r>
+        <w:rPr>
+          <w:rFonts w:ascii="Times New Roman" w:hAnsi="Times New Roman"/>
+          <w:i/>
+          <w:color w:val="FF0000"/>
+          <w:sz w:val="24"/>
+        </w:rPr>
+        <w:t>(3 р.)</w:t>
+      </w:r>
+    </w:p>
+    <w:p>
+      <w:pPr>
+        <w:spacing w:line="240" w:lineRule="auto"/>
+        <w:rPr>
+          <w:rFonts w:ascii="Times New Roman" w:hAnsi="Times New Roman"/>
+          <w:sz w:val="24"/>
+        </w:rPr>
+      </w:pPr>
+      <w:r>
+        <w:rPr>
+          <w:rFonts w:ascii="Times New Roman" w:hAnsi="Times New Roman"/>
+          <w:sz w:val="24"/>
+        </w:rPr>
+        <w:t>Слава Отцю, і Сину, і Святому Духові,* і нині і повсякчас, і на віки вічні. Амінь.</w:t>
+      </w:r>
+    </w:p>
+    <w:p>
+      <w:pPr>
+        <w:spacing w:line="240" w:lineRule="auto"/>
+        <w:rPr>
+          <w:rFonts w:ascii="Times New Roman" w:hAnsi="Times New Roman"/>
+          <w:sz w:val="24"/>
+        </w:rPr>
+      </w:pPr>
+      <w:r>
+        <w:rPr>
+          <w:rFonts w:ascii="Times New Roman" w:hAnsi="Times New Roman"/>
+          <w:sz w:val="24"/>
+        </w:rPr>
+        <w:t>Отче наш, що єси на небесах,* нехай святиться ім’я твоє,* нехай прийде царство твоє,* нехай буде воля твоя, як на небі, так і на землі.* Хліб наш насущний дай нам сьогодні,* і прости нам провини наші,* як і ми прощаємо винуватцям нашим,* і не введи нас у спокусу,* але визволи нас від лукавого.</w:t>
+      </w:r>
+    </w:p>
+    <w:p>
+      <w:pPr>
+        <w:spacing w:line="240" w:lineRule="auto"/>
+        <w:rPr>
+          <w:rFonts w:ascii="Times New Roman" w:hAnsi="Times New Roman"/>
+          <w:sz w:val="24"/>
+        </w:rPr>
+      </w:pPr>
+      <w:r>
+        <w:rPr>
+          <w:rFonts w:ascii="Times New Roman" w:hAnsi="Times New Roman"/>
+          <w:i/>
+          <w:color w:val="FF0000"/>
+          <w:sz w:val="24"/>
+        </w:rPr>
+        <w:t xml:space="preserve">Священик: </w:t>
+      </w:r>
+      <w:r>
+        <w:rPr>
+          <w:rFonts w:ascii="Times New Roman" w:hAnsi="Times New Roman"/>
+          <w:sz w:val="24"/>
+        </w:rPr>
+        <w:t>Бо твоє є царство, і сила, і слава, Отця, і Сина, і Святого Духа, нині і повсякчас, і на віки вічні.</w:t>
+      </w:r>
+    </w:p>
+    <w:p>
+      <w:pPr>
+        <w:spacing w:line="240" w:lineRule="auto"/>
+        <w:rPr>
+          <w:rFonts w:ascii="Times New Roman" w:hAnsi="Times New Roman"/>
+          <w:sz w:val="24"/>
+        </w:rPr>
+      </w:pPr>
+      <w:r>
+        <w:rPr>
+          <w:rFonts w:ascii="Times New Roman" w:hAnsi="Times New Roman"/>
+          <w:i/>
+          <w:color w:val="FF0000"/>
+          <w:sz w:val="24"/>
+        </w:rPr>
+        <w:t xml:space="preserve">Вірні: </w:t>
+      </w:r>
+      <w:r>
+        <w:rPr>
+          <w:rFonts w:ascii="Times New Roman" w:hAnsi="Times New Roman"/>
+          <w:sz w:val="24"/>
+        </w:rPr>
+        <w:t>Амінь.</w:t>
+      </w:r>
+    </w:p>
+    <w:p>
+      <w:pPr>
+        <w:spacing w:line="240" w:lineRule="auto"/>
+        <w:rPr>
+          <w:rFonts w:ascii="Times New Roman" w:hAnsi="Times New Roman"/>
+          <w:i/>
+          <w:color w:val="FF0000"/>
+          <w:sz w:val="24"/>
+        </w:rPr>
+      </w:pPr>
+      <w:r>
+        <w:rPr>
+          <w:rFonts w:ascii="Times New Roman" w:hAnsi="Times New Roman"/>
+          <w:i/>
+          <w:color w:val="FF0000"/>
+          <w:sz w:val="24"/>
+        </w:rPr>
+        <w:t xml:space="preserve">Кондак (г. 8): </w:t>
+      </w:r>
+      <w:r>
+        <w:rPr>
+          <w:rFonts w:ascii="Times New Roman" w:hAnsi="Times New Roman"/>
+          <w:sz w:val="24"/>
+        </w:rPr>
+        <w:t xml:space="preserve">Віру Христову, наче щит,* прийнявши до глибин свого серця,* переміг ти супротивні сили, </w:t>
+      </w:r>
+      <w:r>
+        <w:rPr>
+          <w:rFonts w:ascii="Times New Roman" w:hAnsi="Times New Roman"/>
+          <w:i/>
+          <w:iCs/>
+          <w:color w:val="FF0000"/>
+          <w:sz w:val="24"/>
+        </w:rPr>
+        <w:t>Теодоре</w:t>
+      </w:r>
+      <w:r>
+        <w:rPr>
+          <w:rFonts w:ascii="Times New Roman" w:hAnsi="Times New Roman"/>
+          <w:color w:val="FF0000"/>
+          <w:sz w:val="24"/>
+        </w:rPr>
+        <w:t xml:space="preserve"> </w:t>
+      </w:r>
+      <w:r>
+        <w:rPr>
+          <w:rFonts w:ascii="Times New Roman" w:hAnsi="Times New Roman"/>
+          <w:sz w:val="24"/>
+        </w:rPr>
+        <w:t xml:space="preserve">багатостраждальний,* і, як непереможний, </w:t>
+      </w:r>
+      <w:proofErr w:type="spellStart"/>
+      <w:r>
+        <w:rPr>
+          <w:rFonts w:ascii="Times New Roman" w:hAnsi="Times New Roman"/>
+          <w:sz w:val="24"/>
+        </w:rPr>
+        <w:t>завінчався</w:t>
+      </w:r>
+      <w:proofErr w:type="spellEnd"/>
+      <w:r>
+        <w:rPr>
+          <w:rFonts w:ascii="Times New Roman" w:hAnsi="Times New Roman"/>
+          <w:sz w:val="24"/>
+        </w:rPr>
+        <w:t xml:space="preserve"> вічним вінком небесним.</w:t>
+      </w:r>
+    </w:p>
+    <w:p>
+      <w:pPr>
+        <w:spacing w:line="240" w:lineRule="auto"/>
+        <w:rPr>
+          <w:rFonts w:ascii="Times New Roman" w:hAnsi="Times New Roman"/>
+          <w:sz w:val="24"/>
+        </w:rPr>
+      </w:pPr>
+      <w:r>
+        <w:rPr>
+          <w:rFonts w:ascii="Times New Roman" w:hAnsi="Times New Roman"/>
+          <w:sz w:val="24"/>
+        </w:rPr>
+        <w:t xml:space="preserve">Господи, помилуй </w:t>
+      </w:r>
+      <w:r>
+        <w:rPr>
+          <w:rFonts w:ascii="Times New Roman" w:hAnsi="Times New Roman"/>
+          <w:i/>
+          <w:color w:val="FF0000"/>
+          <w:sz w:val="24"/>
+        </w:rPr>
+        <w:t>(40 р.)</w:t>
+      </w:r>
       <w:r>
         <w:rPr>
           <w:rFonts w:ascii="Times New Roman" w:hAnsi="Times New Roman"/>
@@ -3741,39 +3901,45 @@
           <w:rFonts w:ascii="Times New Roman" w:hAnsi="Times New Roman"/>
           <w:sz w:val="24"/>
         </w:rPr>
-        <w:t>Слава Отцю, і Сину, і Святому Духові,* і нині і повсякчас, і на віки вічні. Амінь.</w:t>
-      </w:r>
-    </w:p>
-    <w:p>
-      <w:pPr>
-        <w:spacing w:line="240" w:lineRule="auto"/>
-        <w:rPr>
-          <w:rFonts w:ascii="Times New Roman" w:hAnsi="Times New Roman"/>
-          <w:sz w:val="24"/>
-        </w:rPr>
-      </w:pPr>
-      <w:r>
-        <w:rPr>
-          <w:rFonts w:ascii="Times New Roman" w:hAnsi="Times New Roman"/>
-          <w:sz w:val="24"/>
-        </w:rPr>
-        <w:t>Пресвята Тройце, помилуй нас;* Господи, очисти гріхи наші;* Владико, прости беззаконня наші;* Святий, завітай і зціли немочі наші імени твого ради.</w:t>
-      </w:r>
-    </w:p>
-    <w:p>
-      <w:pPr>
-        <w:spacing w:line="240" w:lineRule="auto"/>
-        <w:rPr>
-          <w:rFonts w:ascii="Times New Roman" w:hAnsi="Times New Roman"/>
-          <w:sz w:val="24"/>
-        </w:rPr>
-      </w:pPr>
-      <w:r>
-        <w:rPr>
-          <w:rFonts w:ascii="Times New Roman" w:hAnsi="Times New Roman"/>
-          <w:sz w:val="24"/>
-        </w:rPr>
-        <w:t xml:space="preserve">Господи, помилуй </w:t>
+        <w:t xml:space="preserve">Ти, що повсякчас і кожної години на небі й на землі приймаєш поклін і славу, Боже добрий, довготерпеливий й многомилостивий, що праведних любиш, і грішних милуєш, і всіх кличеш до спасіння, заради обіцянки майбутніх благ! Прийми, Господи, в цю хвилину й наші молитви і спрямуй життя наше до твоїх заповідей. Душі наші освяти, тіла очисти, думки наші направ, розум очисти й протверези, і визволь нас від усякої скорботи, лиха й слабування. Захисти нас святими ангелами твоїми, щоб ми, їх охороною збережені й напоумлені, осягнули єдність віри та зрозуміння неприступної твоєї слави, бо ти благословенний на віки вічні. </w:t>
+      </w:r>
+    </w:p>
+    <w:p>
+      <w:pPr>
+        <w:spacing w:line="240" w:lineRule="auto"/>
+        <w:rPr>
+          <w:rFonts w:ascii="Times New Roman" w:hAnsi="Times New Roman"/>
+          <w:sz w:val="24"/>
+        </w:rPr>
+      </w:pPr>
+      <w:r>
+        <w:rPr>
+          <w:rFonts w:ascii="Times New Roman" w:hAnsi="Times New Roman"/>
+          <w:i/>
+          <w:color w:val="FF0000"/>
+          <w:sz w:val="24"/>
+        </w:rPr>
+        <w:t xml:space="preserve">Вірні: </w:t>
+      </w:r>
+      <w:r>
+        <w:rPr>
+          <w:rFonts w:ascii="Times New Roman" w:hAnsi="Times New Roman"/>
+          <w:sz w:val="24"/>
+        </w:rPr>
+        <w:t>Амінь.</w:t>
+      </w:r>
+    </w:p>
+    <w:p>
+      <w:pPr>
+        <w:spacing w:after="120"/>
+        <w:jc w:val="both"/>
+      </w:pPr>
+      <w:r>
+        <w:rPr>
+          <w:rFonts w:ascii="Times New Roman" w:hAnsi="Times New Roman"/>
+          <w:sz w:val="24"/>
+        </w:rPr>
+        <w:t xml:space="preserve">Господи, помилуй. </w:t>
       </w:r>
       <w:r>
         <w:rPr>
@@ -3783,268 +3949,6 @@
           <w:sz w:val="24"/>
         </w:rPr>
         <w:t>(3 р.)</w:t>
-      </w:r>
-      <w:r>
-        <w:rPr>
-          <w:rFonts w:ascii="Times New Roman" w:hAnsi="Times New Roman"/>
-          <w:sz w:val="24"/>
-        </w:rPr>
-        <w:t>.</w:t>
-      </w:r>
-    </w:p>
-    <w:p>
-      <w:pPr>
-        <w:spacing w:line="240" w:lineRule="auto"/>
-        <w:rPr>
-          <w:rFonts w:ascii="Times New Roman" w:hAnsi="Times New Roman"/>
-          <w:sz w:val="24"/>
-        </w:rPr>
-      </w:pPr>
-      <w:r>
-        <w:rPr>
-          <w:rFonts w:ascii="Times New Roman" w:hAnsi="Times New Roman"/>
-          <w:sz w:val="24"/>
-        </w:rPr>
-        <w:t>Слава Отцю, і Сину, і Святому Духові,* і нині і повсякчас, і на віки вічні. Амінь.</w:t>
-      </w:r>
-    </w:p>
-    <w:p>
-      <w:pPr>
-        <w:spacing w:line="240" w:lineRule="auto"/>
-        <w:rPr>
-          <w:rFonts w:ascii="Times New Roman" w:hAnsi="Times New Roman"/>
-          <w:sz w:val="24"/>
-        </w:rPr>
-      </w:pPr>
-      <w:r>
-        <w:rPr>
-          <w:rFonts w:ascii="Times New Roman" w:hAnsi="Times New Roman"/>
-          <w:sz w:val="24"/>
-        </w:rPr>
-        <w:t>Отче наш, що єси на небесах,* нехай святиться ім’я твоє,* нехай прийде царство твоє,* нехай буде воля твоя, як на небі, так і на землі.* Хліб наш насущний дай нам сьогодні,* і прости нам провини наші,* як і ми прощаємо винуватцям нашим,* і не введи нас у спокусу,* але визволи нас від лукавого.</w:t>
-      </w:r>
-    </w:p>
-    <w:p>
-      <w:pPr>
-        <w:spacing w:line="240" w:lineRule="auto"/>
-        <w:rPr>
-          <w:rFonts w:ascii="Times New Roman" w:hAnsi="Times New Roman"/>
-          <w:sz w:val="24"/>
-        </w:rPr>
-      </w:pPr>
-      <w:r>
-        <w:rPr>
-          <w:rFonts w:ascii="Times New Roman" w:hAnsi="Times New Roman"/>
-          <w:i/>
-          <w:color w:val="FF0000"/>
-          <w:sz w:val="24"/>
-        </w:rPr>
-        <w:t xml:space="preserve">Священик: </w:t>
-      </w:r>
-      <w:r>
-        <w:rPr>
-          <w:rFonts w:ascii="Times New Roman" w:hAnsi="Times New Roman"/>
-          <w:sz w:val="24"/>
-        </w:rPr>
-        <w:t>Бо твоє є царство, і сила, і слава, Отця, і Сина, і Святого Духа, нині і повсякчас, і на віки вічні.</w:t>
-      </w:r>
-    </w:p>
-    <w:p>
-      <w:pPr>
-        <w:spacing w:line="240" w:lineRule="auto"/>
-        <w:rPr>
-          <w:rFonts w:ascii="Times New Roman" w:hAnsi="Times New Roman"/>
-          <w:sz w:val="24"/>
-        </w:rPr>
-      </w:pPr>
-      <w:r>
-        <w:rPr>
-          <w:rFonts w:ascii="Times New Roman" w:hAnsi="Times New Roman"/>
-          <w:i/>
-          <w:color w:val="FF0000"/>
-          <w:sz w:val="24"/>
-        </w:rPr>
-        <w:t xml:space="preserve">Вірні: </w:t>
-      </w:r>
-      <w:r>
-        <w:rPr>
-          <w:rFonts w:ascii="Times New Roman" w:hAnsi="Times New Roman"/>
-          <w:sz w:val="24"/>
-        </w:rPr>
-        <w:t>Амінь.</w:t>
-      </w:r>
-    </w:p>
-    <w:p>
-      <w:pPr>
-        <w:spacing w:line="240" w:lineRule="auto"/>
-        <w:rPr>
-          <w:rFonts w:ascii="Times New Roman" w:hAnsi="Times New Roman"/>
-          <w:i/>
-          <w:color w:val="FF0000"/>
-          <w:sz w:val="24"/>
-        </w:rPr>
-      </w:pPr>
-      <w:r>
-        <w:rPr>
-          <w:rFonts w:ascii="Times New Roman" w:hAnsi="Times New Roman"/>
-          <w:i/>
-          <w:color w:val="FF0000"/>
-          <w:sz w:val="24"/>
-        </w:rPr>
-        <w:t xml:space="preserve">Кондак (г. 8): </w:t>
-      </w:r>
-      <w:r>
-        <w:rPr>
-          <w:rFonts w:ascii="Times New Roman" w:hAnsi="Times New Roman"/>
-          <w:sz w:val="24"/>
-        </w:rPr>
-        <w:t xml:space="preserve">Віру Христову, наче щит,* прийнявши до глибин свого серця,* переміг ти супротивні сили, </w:t>
-      </w:r>
-      <w:r>
-        <w:rPr>
-          <w:rFonts w:ascii="Times New Roman" w:hAnsi="Times New Roman"/>
-          <w:i/>
-          <w:iCs/>
-          <w:color w:val="FF0000"/>
-          <w:sz w:val="24"/>
-        </w:rPr>
-        <w:t>Теодоре</w:t>
-      </w:r>
-      <w:r>
-        <w:rPr>
-          <w:rFonts w:ascii="Times New Roman" w:hAnsi="Times New Roman"/>
-          <w:color w:val="FF0000"/>
-          <w:sz w:val="24"/>
-        </w:rPr>
-        <w:t xml:space="preserve"> </w:t>
-      </w:r>
-      <w:r>
-        <w:rPr>
-          <w:rFonts w:ascii="Times New Roman" w:hAnsi="Times New Roman"/>
-          <w:sz w:val="24"/>
-        </w:rPr>
-        <w:t xml:space="preserve">багатостраждальний,* і, як непереможний, </w:t>
-      </w:r>
-      <w:proofErr w:type="spellStart"/>
-      <w:r>
-        <w:rPr>
-          <w:rFonts w:ascii="Times New Roman" w:hAnsi="Times New Roman"/>
-          <w:sz w:val="24"/>
-        </w:rPr>
-        <w:t>завінчався</w:t>
-      </w:r>
-      <w:proofErr w:type="spellEnd"/>
-      <w:r>
-        <w:rPr>
-          <w:rFonts w:ascii="Times New Roman" w:hAnsi="Times New Roman"/>
-          <w:sz w:val="24"/>
-        </w:rPr>
-        <w:t xml:space="preserve"> вічним вінком небесним.</w:t>
-      </w:r>
-    </w:p>
-    <w:p>
-      <w:pPr>
-        <w:spacing w:line="240" w:lineRule="auto"/>
-        <w:rPr>
-          <w:rFonts w:ascii="Times New Roman" w:hAnsi="Times New Roman"/>
-          <w:sz w:val="24"/>
-        </w:rPr>
-      </w:pPr>
-      <w:r>
-        <w:rPr>
-          <w:rFonts w:ascii="Times New Roman" w:hAnsi="Times New Roman"/>
-          <w:sz w:val="24"/>
-        </w:rPr>
-        <w:t xml:space="preserve">Господи, помилуй </w:t>
-      </w:r>
-      <w:r>
-        <w:rPr>
-          <w:rFonts w:ascii="Times New Roman" w:hAnsi="Times New Roman"/>
-          <w:i/>
-          <w:color w:val="FF0000"/>
-          <w:sz w:val="24"/>
-        </w:rPr>
-        <w:t>(40 р.)</w:t>
-      </w:r>
-      <w:r>
-        <w:rPr>
-          <w:rFonts w:ascii="Times New Roman" w:hAnsi="Times New Roman"/>
-          <w:sz w:val="24"/>
-        </w:rPr>
-        <w:t>.</w:t>
-      </w:r>
-    </w:p>
-    <w:p>
-      <w:pPr>
-        <w:spacing w:line="240" w:lineRule="auto"/>
-        <w:rPr>
-          <w:rFonts w:ascii="Times New Roman" w:hAnsi="Times New Roman"/>
-          <w:sz w:val="24"/>
-        </w:rPr>
-      </w:pPr>
-      <w:r>
-        <w:rPr>
-          <w:rFonts w:ascii="Times New Roman" w:hAnsi="Times New Roman"/>
-          <w:sz w:val="24"/>
-        </w:rPr>
-        <w:t xml:space="preserve">Ти, що повсякчас і кожної години на небі й на землі приймаєш поклін і славу, Боже добрий, довготерпеливий й многомилостивий, що праведних любиш, і грішних милуєш, і всіх кличеш до спасіння, заради обіцянки майбутніх благ! Прийми, Господи, в цю хвилину й наші молитви і спрямуй життя наше до твоїх заповідей. Душі наші освяти, тіла очисти, думки наші направ, розум очисти й протверези, і визволь нас від усякої скорботи, лиха й слабування. Захисти нас святими ангелами твоїми, щоб ми, їх охороною збережені й напоумлені, осягнули єдність віри та зрозуміння неприступної твоєї слави, бо ти благословенний на віки вічні. </w:t>
-      </w:r>
-    </w:p>
-    <w:p>
-      <w:pPr>
-        <w:spacing w:line="240" w:lineRule="auto"/>
-        <w:rPr>
-          <w:rFonts w:ascii="Times New Roman" w:hAnsi="Times New Roman"/>
-          <w:sz w:val="24"/>
-        </w:rPr>
-      </w:pPr>
-      <w:r>
-        <w:rPr>
-          <w:rFonts w:ascii="Times New Roman" w:hAnsi="Times New Roman"/>
-          <w:i/>
-          <w:color w:val="FF0000"/>
-          <w:sz w:val="24"/>
-        </w:rPr>
-        <w:t xml:space="preserve">Вірні: </w:t>
-      </w:r>
-      <w:r>
-        <w:rPr>
-          <w:rFonts w:ascii="Times New Roman" w:hAnsi="Times New Roman"/>
-          <w:sz w:val="24"/>
-        </w:rPr>
-        <w:t>Амінь.</w:t>
-      </w:r>
-    </w:p>
-    <w:p>
-      <w:pPr>
-        <w:spacing w:line="240" w:lineRule="auto"/>
-        <w:rPr>
-          <w:rFonts w:ascii="Times New Roman" w:hAnsi="Times New Roman"/>
-          <w:sz w:val="24"/>
-        </w:rPr>
-      </w:pPr>
-      <w:r>
-        <w:rPr>
-          <w:rFonts w:ascii="Times New Roman" w:hAnsi="Times New Roman"/>
-          <w:sz w:val="24"/>
-        </w:rPr>
-        <w:t xml:space="preserve">Господи, помилуй </w:t>
-      </w:r>
-      <w:r>
-        <w:rPr>
-          <w:rFonts w:ascii="Times New Roman" w:hAnsi="Times New Roman"/>
-          <w:i/>
-          <w:color w:val="FF0000"/>
-          <w:sz w:val="24"/>
-        </w:rPr>
-        <w:t>(3 р.)</w:t>
-      </w:r>
-      <w:r>
-        <w:rPr>
-          <w:rFonts w:ascii="Times New Roman" w:hAnsi="Times New Roman"/>
-          <w:sz w:val="24"/>
-        </w:rPr>
-        <w:t>.</w:t>
       </w:r>
     </w:p>
     <w:p>
@@ -4297,27 +4201,32 @@
     </w:p>
     <w:p>
       <w:pPr>
-        <w:spacing w:line="240" w:lineRule="auto"/>
-        <w:rPr>
-          <w:rFonts w:ascii="Times New Roman" w:hAnsi="Times New Roman"/>
-          <w:sz w:val="24"/>
-        </w:rPr>
-      </w:pPr>
-      <w:r>
-        <w:rPr>
-          <w:rFonts w:ascii="Times New Roman" w:hAnsi="Times New Roman"/>
-          <w:i/>
-          <w:color w:val="FF0000"/>
-          <w:sz w:val="24"/>
-        </w:rPr>
-        <w:t xml:space="preserve">Священик: </w:t>
-      </w:r>
-      <w:r>
-        <w:rPr>
-          <w:rFonts w:ascii="Times New Roman" w:hAnsi="Times New Roman"/>
-          <w:sz w:val="24"/>
-        </w:rPr>
-        <w:t>Слава тобі, Христе Боже, надіє наша, слава тобі!</w:t>
+        <w:spacing w:after="120"/>
+        <w:jc w:val="both"/>
+      </w:pPr>
+      <w:r>
+        <w:rPr>
+          <w:rFonts w:ascii="Times New Roman" w:hAnsi="Times New Roman"/>
+          <w:i/>
+          <w:color w:val="FF0000"/>
+          <w:sz w:val="24"/>
+        </w:rPr>
+        <w:t>Священик:</w:t>
+      </w:r>
+      <w:r>
+        <w:rPr>
+          <w:rFonts w:ascii="Times New Roman" w:hAnsi="Times New Roman"/>
+          <w:color w:val="FF0000"/>
+          <w:sz w:val="24"/>
+        </w:rPr>
+        <w:t xml:space="preserve"> </w:t>
+      </w:r>
+      <w:r>
+        <w:rPr>
+          <w:rFonts w:ascii="Times New Roman" w:hAnsi="Times New Roman"/>
+          <w:sz w:val="24"/>
+        </w:rPr>
+        <w:t>Слава тобі, Христе Боже, уповання наше, слава тобі!</w:t>
       </w:r>
     </w:p>
     <w:p>
@@ -4488,6 +4397,192 @@
     </w:p>
     <w:p>
       <w:pPr>
+        <w:spacing w:after="120"/>
+      </w:pPr>
+      <w:r>
+        <w:rPr>
+          <w:rFonts w:ascii="Times New Roman" w:hAnsi="Times New Roman"/>
+          <w:i/>
+          <w:color w:val="FF0000"/>
+          <w:sz w:val="24"/>
+        </w:rPr>
+        <w:t>Вірні:</w:t>
+      </w:r>
+      <w:r>
+        <w:rPr>
+          <w:rFonts w:ascii="Times New Roman" w:hAnsi="Times New Roman"/>
+          <w:color w:val="FF0000"/>
+          <w:sz w:val="24"/>
+        </w:rPr>
+        <w:t xml:space="preserve"> </w:t>
+      </w:r>
+      <w:r>
+        <w:rPr>
+          <w:rFonts w:ascii="Times New Roman" w:hAnsi="Times New Roman"/>
+          <w:sz w:val="24"/>
+        </w:rPr>
+        <w:t>Амі́нь.</w:t>
+      </w:r>
+    </w:p>
+    <w:p>
+      <w:pPr>
+        <w:spacing w:after="120"/>
+      </w:pPr>
+      <w:r>
+        <w:rPr>
+          <w:rFonts w:ascii="Times New Roman" w:hAnsi="Times New Roman"/>
+          <w:sz w:val="24"/>
+        </w:rPr>
+        <w:t>Сла́ва Тобі́, Бо́же наш, сла́ва Тобі́.</w:t>
+      </w:r>
+    </w:p>
+    <w:p>
+      <w:pPr>
+        <w:spacing w:after="120"/>
+      </w:pPr>
+      <w:r>
+        <w:rPr>
+          <w:rFonts w:ascii="Times New Roman" w:hAnsi="Times New Roman"/>
+          <w:sz w:val="24"/>
+        </w:rPr>
+        <w:t>Ца́рю небе́сний, утіши́телю, Ду́ше íстини,* що всю́ди єси́ і все наповня́єш,* скарбни́це благ і життя́ пода́телю,* прийди́, і всели́ся в нас,* і очи́сти нас від уся́кої скве́рни,* і спаси́, благи́й, ду́ші на́ші.</w:t>
+      </w:r>
+    </w:p>
+    <w:p>
+      <w:pPr>
+        <w:spacing w:after="120"/>
+        <w:jc w:val="both"/>
+      </w:pPr>
+      <w:r>
+        <w:rPr>
+          <w:rFonts w:ascii="Times New Roman" w:hAnsi="Times New Roman"/>
+          <w:sz w:val="24"/>
+        </w:rPr>
+        <w:t xml:space="preserve">Святий Боже, святий Кріпкий, святий Безсмертний, помилуй нас. </w:t>
+      </w:r>
+      <w:r>
+        <w:rPr>
+          <w:rFonts w:ascii="Times New Roman" w:hAnsi="Times New Roman"/>
+          <w:i/>
+          <w:color w:val="FF0000"/>
+          <w:sz w:val="24"/>
+        </w:rPr>
+        <w:t>(3 р.)</w:t>
+      </w:r>
+    </w:p>
+    <w:p>
+      <w:pPr>
+        <w:spacing w:line="240" w:lineRule="auto"/>
+        <w:rPr>
+          <w:rFonts w:ascii="Times New Roman" w:hAnsi="Times New Roman"/>
+          <w:sz w:val="24"/>
+        </w:rPr>
+      </w:pPr>
+      <w:r>
+        <w:rPr>
+          <w:rFonts w:ascii="Times New Roman" w:hAnsi="Times New Roman"/>
+          <w:sz w:val="24"/>
+        </w:rPr>
+        <w:t>Слава Отцю, і Сину, і Святому Духові,* і нині і повсякчас, і на віки вічні. Амінь.</w:t>
+      </w:r>
+    </w:p>
+    <w:p>
+      <w:pPr>
+        <w:spacing w:line="240" w:lineRule="auto"/>
+        <w:rPr>
+          <w:rFonts w:ascii="Times New Roman" w:hAnsi="Times New Roman"/>
+          <w:sz w:val="24"/>
+        </w:rPr>
+      </w:pPr>
+      <w:r>
+        <w:rPr>
+          <w:rFonts w:ascii="Times New Roman" w:hAnsi="Times New Roman"/>
+          <w:sz w:val="24"/>
+        </w:rPr>
+        <w:t>Пресвята Тройце, помилуй нас;* Господи, очисти гріхи наші;* Владико, прости беззаконня наші;* Святий, завітай і зціли немочі наші імени твого ради.</w:t>
+      </w:r>
+    </w:p>
+    <w:p>
+      <w:pPr>
+        <w:spacing w:after="120"/>
+        <w:jc w:val="both"/>
+      </w:pPr>
+      <w:r>
+        <w:rPr>
+          <w:rFonts w:ascii="Times New Roman" w:hAnsi="Times New Roman"/>
+          <w:sz w:val="24"/>
+        </w:rPr>
+        <w:t xml:space="preserve">Господи, помилуй. </w:t>
+      </w:r>
+      <w:r>
+        <w:rPr>
+          <w:rFonts w:ascii="Times New Roman" w:hAnsi="Times New Roman"/>
+          <w:i/>
+          <w:color w:val="FF0000"/>
+          <w:sz w:val="24"/>
+        </w:rPr>
+        <w:t>(3 р.)</w:t>
+      </w:r>
+    </w:p>
+    <w:p>
+      <w:pPr>
+        <w:spacing w:line="240" w:lineRule="auto"/>
+        <w:rPr>
+          <w:rFonts w:ascii="Times New Roman" w:hAnsi="Times New Roman"/>
+          <w:sz w:val="24"/>
+        </w:rPr>
+      </w:pPr>
+      <w:r>
+        <w:rPr>
+          <w:rFonts w:ascii="Times New Roman" w:hAnsi="Times New Roman"/>
+          <w:sz w:val="24"/>
+        </w:rPr>
+        <w:t>Слава Отцю, і Сину, і Святому Духові,* і нині, і повсякчас, і на віки вічні. Амінь.</w:t>
+      </w:r>
+    </w:p>
+    <w:p>
+      <w:pPr>
+        <w:spacing w:line="240" w:lineRule="auto"/>
+        <w:rPr>
+          <w:rFonts w:ascii="Times New Roman" w:hAnsi="Times New Roman"/>
+          <w:sz w:val="24"/>
+        </w:rPr>
+      </w:pPr>
+      <w:r>
+        <w:rPr>
+          <w:rFonts w:ascii="Times New Roman" w:hAnsi="Times New Roman"/>
+          <w:sz w:val="24"/>
+        </w:rPr>
+        <w:t>Отче наш, що єси на небесах,* нехай святиться ім’я твоє,* нехай прийде царство твоє,* нехай буде воля твоя, як на небі, так і на землі.* Хліб наш насущний дай нам сьогодні,* і прости нам провини наші,* як і ми прощаємо винуватцям нашим,* і не введи нас у спокусу,* але визволи нас від лукавого.</w:t>
+      </w:r>
+    </w:p>
+    <w:p>
+      <w:pPr>
+        <w:spacing w:line="240" w:lineRule="auto"/>
+        <w:rPr>
+          <w:rFonts w:ascii="Times New Roman" w:hAnsi="Times New Roman"/>
+          <w:sz w:val="24"/>
+        </w:rPr>
+      </w:pPr>
+      <w:r>
+        <w:rPr>
+          <w:rFonts w:ascii="Times New Roman" w:hAnsi="Times New Roman"/>
+          <w:i/>
+          <w:color w:val="FF0000"/>
+          <w:sz w:val="24"/>
+        </w:rPr>
+        <w:t xml:space="preserve">Священик: </w:t>
+      </w:r>
+      <w:r>
+        <w:rPr>
+          <w:rFonts w:ascii="Times New Roman" w:hAnsi="Times New Roman"/>
+          <w:sz w:val="24"/>
+        </w:rPr>
+        <w:t>Бо твоє є царство, і сила, і слава, Отця, і Сина, і Святого Духа, нині і повсякчас, і на віки вічні.</w:t>
+      </w:r>
+    </w:p>
+    <w:p>
+      <w:pPr>
         <w:spacing w:line="240" w:lineRule="auto"/>
         <w:rPr>
           <w:rFonts w:ascii="Times New Roman" w:hAnsi="Times New Roman"/>
@@ -4508,48 +4603,32 @@
           <w:rFonts w:ascii="Times New Roman" w:hAnsi="Times New Roman"/>
           <w:sz w:val="24"/>
         </w:rPr>
-        <w:t>Амінь. Слава тобі, Боже наш, слава тобі.</w:t>
-      </w:r>
-    </w:p>
-    <w:p>
-      <w:pPr>
-        <w:spacing w:line="240" w:lineRule="auto"/>
-        <w:rPr>
-          <w:rFonts w:ascii="Times New Roman" w:hAnsi="Times New Roman"/>
-          <w:sz w:val="24"/>
-        </w:rPr>
-      </w:pPr>
-      <w:r>
-        <w:rPr>
-          <w:rFonts w:ascii="Times New Roman" w:hAnsi="Times New Roman"/>
-          <w:sz w:val="24"/>
-        </w:rPr>
-        <w:t>Царю небесний, утішителю, Душе істини,* що всюди єси і все наповняєш,* скарбе дібр і життя подателю,* прийди і вселися в нас,* і очисти нас від усякої скверни,* і спаси, Благий, душі наші.</w:t>
-      </w:r>
-    </w:p>
-    <w:p>
-      <w:pPr>
-        <w:spacing w:line="240" w:lineRule="auto"/>
-        <w:rPr>
-          <w:rFonts w:ascii="Times New Roman" w:hAnsi="Times New Roman"/>
-          <w:sz w:val="24"/>
-        </w:rPr>
-      </w:pPr>
-      <w:r>
-        <w:rPr>
-          <w:rFonts w:ascii="Times New Roman" w:hAnsi="Times New Roman"/>
-          <w:sz w:val="24"/>
-        </w:rPr>
-        <w:t xml:space="preserve">Святий Боже, святий Кріпкий, святий Безсмертний, помилуй нас </w:t>
-      </w:r>
-      <w:r>
-        <w:rPr>
-          <w:rFonts w:ascii="Times New Roman" w:hAnsi="Times New Roman"/>
-          <w:i/>
-          <w:color w:val="FF0000"/>
-          <w:sz w:val="24"/>
-        </w:rPr>
-        <w:t>(3 р.)</w:t>
+        <w:t xml:space="preserve">Амінь. </w:t>
+      </w:r>
+    </w:p>
+    <w:p>
+      <w:pPr>
+        <w:spacing w:line="240" w:lineRule="auto"/>
+        <w:rPr>
+          <w:rFonts w:ascii="Times New Roman" w:hAnsi="Times New Roman"/>
+          <w:sz w:val="24"/>
+        </w:rPr>
+      </w:pPr>
+      <w:r>
+        <w:rPr>
+          <w:rFonts w:ascii="Times New Roman" w:hAnsi="Times New Roman"/>
+          <w:sz w:val="24"/>
+        </w:rPr>
+        <w:t xml:space="preserve">Господи, помилуй </w:t>
+      </w:r>
+      <w:r>
+        <w:rPr>
+          <w:rFonts w:ascii="Times New Roman" w:hAnsi="Times New Roman"/>
+          <w:i/>
+          <w:color w:val="FF0000"/>
+          <w:sz w:val="24"/>
+        </w:rPr>
+        <w:t>(12 р.)</w:t>
       </w:r>
       <w:r>
         <w:rPr>
@@ -4572,233 +4651,46 @@
           <w:rFonts w:ascii="Times New Roman" w:hAnsi="Times New Roman"/>
           <w:sz w:val="24"/>
         </w:rPr>
-        <w:t>Слава Отцю, і Сину, і Святому Духові,* і нині і повсякчас, і на віки вічні. Амінь.</w:t>
-      </w:r>
-    </w:p>
-    <w:p>
-      <w:pPr>
-        <w:spacing w:line="240" w:lineRule="auto"/>
-        <w:rPr>
-          <w:rFonts w:ascii="Times New Roman" w:hAnsi="Times New Roman"/>
-          <w:sz w:val="24"/>
-        </w:rPr>
-      </w:pPr>
-      <w:r>
-        <w:rPr>
-          <w:rFonts w:ascii="Times New Roman" w:hAnsi="Times New Roman"/>
-          <w:sz w:val="24"/>
-        </w:rPr>
-        <w:t>Пресвята Тройце, помилуй нас;* Господи, очисти гріхи наші;* Владико, прости беззаконня наші;* Святий, завітай і зціли немочі наші імени твого ради.</w:t>
-      </w:r>
-    </w:p>
-    <w:p>
-      <w:pPr>
-        <w:spacing w:line="240" w:lineRule="auto"/>
-        <w:rPr>
-          <w:rFonts w:ascii="Times New Roman" w:hAnsi="Times New Roman"/>
-          <w:sz w:val="24"/>
-        </w:rPr>
-      </w:pPr>
-      <w:r>
-        <w:rPr>
-          <w:rFonts w:ascii="Times New Roman" w:hAnsi="Times New Roman"/>
-          <w:sz w:val="24"/>
-        </w:rPr>
-        <w:t xml:space="preserve">Господи, помилуй </w:t>
-      </w:r>
-      <w:r>
-        <w:rPr>
-          <w:rFonts w:ascii="Times New Roman" w:hAnsi="Times New Roman"/>
-          <w:i/>
-          <w:color w:val="FF0000"/>
-          <w:sz w:val="24"/>
-        </w:rPr>
-        <w:t>(3 р.)</w:t>
-      </w:r>
-      <w:r>
-        <w:rPr>
-          <w:rFonts w:ascii="Times New Roman" w:hAnsi="Times New Roman"/>
-          <w:sz w:val="24"/>
-        </w:rPr>
-        <w:t>.</w:t>
-      </w:r>
-    </w:p>
-    <w:p>
-      <w:pPr>
-        <w:spacing w:line="240" w:lineRule="auto"/>
-        <w:rPr>
-          <w:rFonts w:ascii="Times New Roman" w:hAnsi="Times New Roman"/>
-          <w:sz w:val="24"/>
-        </w:rPr>
-      </w:pPr>
-      <w:r>
-        <w:rPr>
-          <w:rFonts w:ascii="Times New Roman" w:hAnsi="Times New Roman"/>
-          <w:sz w:val="24"/>
-        </w:rPr>
         <w:t>Слава Отцю, і Сину, і Святому Духові,* і нині, і повсякчас, і на віки вічні. Амінь.</w:t>
       </w:r>
     </w:p>
     <w:p>
       <w:pPr>
-        <w:spacing w:line="240" w:lineRule="auto"/>
-        <w:rPr>
-          <w:rFonts w:ascii="Times New Roman" w:hAnsi="Times New Roman"/>
-          <w:sz w:val="24"/>
-        </w:rPr>
-      </w:pPr>
-      <w:r>
-        <w:rPr>
-          <w:rFonts w:ascii="Times New Roman" w:hAnsi="Times New Roman"/>
-          <w:sz w:val="24"/>
-        </w:rPr>
-        <w:t>Отче наш, що єси на небесах,* нехай святиться ім’я твоє,* нехай прийде царство твоє,* нехай буде воля твоя, як на небі, так і на землі.* Хліб наш насущний дай нам сьогодні,* і прости нам провини наші,* як і ми прощаємо винуватцям нашим,* і не введи нас у спокусу,* але визволи нас від лукавого.</w:t>
-      </w:r>
-    </w:p>
-    <w:p>
-      <w:pPr>
-        <w:spacing w:line="240" w:lineRule="auto"/>
-        <w:rPr>
-          <w:rFonts w:ascii="Times New Roman" w:hAnsi="Times New Roman"/>
-          <w:sz w:val="24"/>
-        </w:rPr>
-      </w:pPr>
-      <w:r>
-        <w:rPr>
-          <w:rFonts w:ascii="Times New Roman" w:hAnsi="Times New Roman"/>
-          <w:i/>
-          <w:color w:val="FF0000"/>
-          <w:sz w:val="24"/>
-        </w:rPr>
-        <w:t xml:space="preserve">Священик: </w:t>
-      </w:r>
-      <w:r>
-        <w:rPr>
-          <w:rFonts w:ascii="Times New Roman" w:hAnsi="Times New Roman"/>
-          <w:sz w:val="24"/>
-        </w:rPr>
-        <w:t>Бо твоє є царство, і сила, і слава, Отця, і Сина, і Святого Духа, нині і повсякчас, і на віки вічні.</w:t>
-      </w:r>
-    </w:p>
-    <w:p>
-      <w:pPr>
-        <w:spacing w:line="240" w:lineRule="auto"/>
-        <w:rPr>
-          <w:rFonts w:ascii="Times New Roman" w:hAnsi="Times New Roman"/>
-          <w:sz w:val="24"/>
-        </w:rPr>
-      </w:pPr>
-      <w:r>
-        <w:rPr>
-          <w:rFonts w:ascii="Times New Roman" w:hAnsi="Times New Roman"/>
-          <w:i/>
-          <w:color w:val="FF0000"/>
-          <w:sz w:val="24"/>
-        </w:rPr>
-        <w:t xml:space="preserve">Вірні: </w:t>
-      </w:r>
-      <w:r>
-        <w:rPr>
-          <w:rFonts w:ascii="Times New Roman" w:hAnsi="Times New Roman"/>
-          <w:sz w:val="24"/>
-        </w:rPr>
-        <w:t xml:space="preserve">Амінь. </w:t>
-      </w:r>
-    </w:p>
-    <w:p>
-      <w:pPr>
-        <w:spacing w:line="240" w:lineRule="auto"/>
-        <w:rPr>
-          <w:rFonts w:ascii="Times New Roman" w:hAnsi="Times New Roman"/>
-          <w:sz w:val="24"/>
-        </w:rPr>
-      </w:pPr>
-      <w:r>
-        <w:rPr>
-          <w:rFonts w:ascii="Times New Roman" w:hAnsi="Times New Roman"/>
-          <w:sz w:val="24"/>
-        </w:rPr>
-        <w:t xml:space="preserve">Господи, помилуй </w:t>
-      </w:r>
-      <w:r>
-        <w:rPr>
-          <w:rFonts w:ascii="Times New Roman" w:hAnsi="Times New Roman"/>
-          <w:i/>
-          <w:color w:val="FF0000"/>
-          <w:sz w:val="24"/>
-        </w:rPr>
-        <w:t>(12 р.)</w:t>
-      </w:r>
-      <w:r>
-        <w:rPr>
-          <w:rFonts w:ascii="Times New Roman" w:hAnsi="Times New Roman"/>
-          <w:sz w:val="24"/>
-        </w:rPr>
-        <w:t>.</w:t>
-      </w:r>
-    </w:p>
-    <w:p>
-      <w:pPr>
-        <w:spacing w:line="240" w:lineRule="auto"/>
-        <w:rPr>
-          <w:rFonts w:ascii="Times New Roman" w:hAnsi="Times New Roman"/>
-          <w:sz w:val="24"/>
-        </w:rPr>
-      </w:pPr>
-      <w:r>
-        <w:rPr>
-          <w:rFonts w:ascii="Times New Roman" w:hAnsi="Times New Roman"/>
-          <w:sz w:val="24"/>
-        </w:rPr>
-        <w:t>Слава Отцю, і Сину, і Святому Духові,* і нині, і повсякчас, і на віки вічні. Амінь.</w:t>
-      </w:r>
-    </w:p>
-    <w:p>
-      <w:pPr>
-        <w:spacing w:line="240" w:lineRule="auto"/>
-        <w:rPr>
-          <w:rFonts w:ascii="Times New Roman" w:hAnsi="Times New Roman"/>
-          <w:sz w:val="24"/>
-        </w:rPr>
-      </w:pPr>
-      <w:r>
-        <w:rPr>
-          <w:rFonts w:ascii="Times New Roman" w:hAnsi="Times New Roman"/>
-          <w:sz w:val="24"/>
-        </w:rPr>
-        <w:t>Прийдіте, поклонімся* Цареві нашому Богу.</w:t>
-      </w:r>
-    </w:p>
-    <w:p>
-      <w:pPr>
-        <w:spacing w:line="240" w:lineRule="auto"/>
-        <w:rPr>
-          <w:rFonts w:ascii="Times New Roman" w:hAnsi="Times New Roman"/>
-          <w:sz w:val="24"/>
-        </w:rPr>
-      </w:pPr>
-      <w:r>
-        <w:rPr>
-          <w:rFonts w:ascii="Times New Roman" w:hAnsi="Times New Roman"/>
-          <w:sz w:val="24"/>
-        </w:rPr>
-        <w:t>Прийдіте, поклонімся* Христові, Цареві нашому Богу.</w:t>
-      </w:r>
-    </w:p>
-    <w:p>
-      <w:pPr>
-        <w:spacing w:line="240" w:lineRule="auto"/>
-        <w:rPr>
-          <w:rFonts w:ascii="Times New Roman" w:hAnsi="Times New Roman"/>
-          <w:sz w:val="24"/>
-        </w:rPr>
-      </w:pPr>
-      <w:r>
-        <w:rPr>
-          <w:rFonts w:ascii="Times New Roman" w:hAnsi="Times New Roman"/>
-          <w:sz w:val="24"/>
-        </w:rPr>
-        <w:t>Прийдіте, поклонімся і припадім* до самого Господа Ісуса Христа, Царя і Бога нашого.</w:t>
+        <w:spacing w:after="120"/>
+        <w:jc w:val="both"/>
+      </w:pPr>
+      <w:r>
+        <w:rPr>
+          <w:rFonts w:ascii="Times New Roman" w:hAnsi="Times New Roman"/>
+          <w:sz w:val="24"/>
+        </w:rPr>
+        <w:t>Прийді́те, поклоні́мся* царе́ві на́шому – Бо́гу.</w:t>
+      </w:r>
+    </w:p>
+    <w:p>
+      <w:pPr>
+        <w:spacing w:after="120"/>
+        <w:jc w:val="both"/>
+      </w:pPr>
+      <w:r>
+        <w:rPr>
+          <w:rFonts w:ascii="Times New Roman" w:hAnsi="Times New Roman"/>
+          <w:sz w:val="24"/>
+        </w:rPr>
+        <w:t>Прийді́те, поклоні́мся* Христо́ві, царе́ві на́шому – Бо́гу.</w:t>
+      </w:r>
+    </w:p>
+    <w:p>
+      <w:pPr>
+        <w:spacing w:after="120"/>
+        <w:jc w:val="both"/>
+      </w:pPr>
+      <w:r>
+        <w:rPr>
+          <w:rFonts w:ascii="Times New Roman" w:hAnsi="Times New Roman"/>
+          <w:sz w:val="24"/>
+        </w:rPr>
+        <w:t>Прийді́те, поклоні́мся і припаді́м* до само́го Го́спода Ісу́са Христа́ – царя́ і Бо́га на́шого.</w:t>
       </w:r>
     </w:p>
     <w:p>
@@ -5669,18 +5561,15 @@
     </w:p>
     <w:p>
       <w:pPr>
-        <w:spacing w:line="240" w:lineRule="auto"/>
-        <w:rPr>
-          <w:rFonts w:ascii="Times New Roman" w:hAnsi="Times New Roman"/>
-          <w:sz w:val="24"/>
-        </w:rPr>
-      </w:pPr>
-      <w:r>
-        <w:rPr>
-          <w:rFonts w:ascii="Times New Roman" w:hAnsi="Times New Roman"/>
-          <w:sz w:val="24"/>
-        </w:rPr>
-        <w:t xml:space="preserve">Господи, помилуй </w:t>
+        <w:spacing w:after="120"/>
+        <w:jc w:val="both"/>
+      </w:pPr>
+      <w:r>
+        <w:rPr>
+          <w:rFonts w:ascii="Times New Roman" w:hAnsi="Times New Roman"/>
+          <w:sz w:val="24"/>
+        </w:rPr>
+        <w:t xml:space="preserve">Господи, помилуй. </w:t>
       </w:r>
       <w:r>
         <w:rPr>
@@ -5691,13 +5580,6 @@
         </w:rPr>
         <w:t>(3 р.)</w:t>
       </w:r>
-      <w:r>
-        <w:rPr>
-          <w:rFonts w:ascii="Times New Roman" w:hAnsi="Times New Roman"/>
-          <w:sz w:val="24"/>
-        </w:rPr>
-        <w:t>.</w:t>
-      </w:r>
     </w:p>
     <w:p>
       <w:pPr>
@@ -5864,18 +5746,15 @@
     </w:p>
     <w:p>
       <w:pPr>
-        <w:spacing w:line="240" w:lineRule="auto"/>
-        <w:rPr>
-          <w:rFonts w:ascii="Times New Roman" w:hAnsi="Times New Roman"/>
-          <w:sz w:val="24"/>
-        </w:rPr>
-      </w:pPr>
-      <w:r>
-        <w:rPr>
-          <w:rFonts w:ascii="Times New Roman" w:hAnsi="Times New Roman"/>
-          <w:sz w:val="24"/>
-        </w:rPr>
-        <w:t xml:space="preserve">Святий Боже, святий Кріпкий, святий Безсмертний, помилуй нас </w:t>
+        <w:spacing w:after="120"/>
+        <w:jc w:val="both"/>
+      </w:pPr>
+      <w:r>
+        <w:rPr>
+          <w:rFonts w:ascii="Times New Roman" w:hAnsi="Times New Roman"/>
+          <w:sz w:val="24"/>
+        </w:rPr>
+        <w:t xml:space="preserve">Святий Боже, святий Кріпкий, святий Безсмертний, помилуй нас. </w:t>
       </w:r>
       <w:r>
         <w:rPr>
@@ -5886,13 +5765,6 @@
         </w:rPr>
         <w:t>(3 р.)</w:t>
       </w:r>
-      <w:r>
-        <w:rPr>
-          <w:rFonts w:ascii="Times New Roman" w:hAnsi="Times New Roman"/>
-          <w:sz w:val="24"/>
-        </w:rPr>
-        <w:t>.</w:t>
-      </w:r>
     </w:p>
     <w:p>
       <w:pPr>
@@ -5928,18 +5800,15 @@
     </w:p>
     <w:p>
       <w:pPr>
-        <w:spacing w:line="240" w:lineRule="auto"/>
-        <w:rPr>
-          <w:rFonts w:ascii="Times New Roman" w:hAnsi="Times New Roman"/>
-          <w:sz w:val="24"/>
-        </w:rPr>
-      </w:pPr>
-      <w:r>
-        <w:rPr>
-          <w:rFonts w:ascii="Times New Roman" w:hAnsi="Times New Roman"/>
-          <w:sz w:val="24"/>
-        </w:rPr>
-        <w:t xml:space="preserve">Господи, помилуй </w:t>
+        <w:spacing w:after="120"/>
+        <w:jc w:val="both"/>
+      </w:pPr>
+      <w:r>
+        <w:rPr>
+          <w:rFonts w:ascii="Times New Roman" w:hAnsi="Times New Roman"/>
+          <w:sz w:val="24"/>
+        </w:rPr>
+        <w:t xml:space="preserve">Господи, помилуй. </w:t>
       </w:r>
       <w:r>
         <w:rPr>
@@ -5949,13 +5818,6 @@
           <w:sz w:val="24"/>
         </w:rPr>
         <w:t>(3 р.)</w:t>
-      </w:r>
-      <w:r>
-        <w:rPr>
-          <w:rFonts w:ascii="Times New Roman" w:hAnsi="Times New Roman"/>
-          <w:sz w:val="24"/>
-        </w:rPr>
-        <w:t>.</w:t>
       </w:r>
     </w:p>
     <w:p>
@@ -6176,18 +6038,15 @@
     </w:p>
     <w:p>
       <w:pPr>
-        <w:spacing w:line="240" w:lineRule="auto"/>
-        <w:rPr>
-          <w:rFonts w:ascii="Times New Roman" w:hAnsi="Times New Roman"/>
-          <w:sz w:val="24"/>
-        </w:rPr>
-      </w:pPr>
-      <w:r>
-        <w:rPr>
-          <w:rFonts w:ascii="Times New Roman" w:hAnsi="Times New Roman"/>
-          <w:sz w:val="24"/>
-        </w:rPr>
-        <w:t xml:space="preserve">Господи, помилуй </w:t>
+        <w:spacing w:after="120"/>
+        <w:jc w:val="both"/>
+      </w:pPr>
+      <w:r>
+        <w:rPr>
+          <w:rFonts w:ascii="Times New Roman" w:hAnsi="Times New Roman"/>
+          <w:sz w:val="24"/>
+        </w:rPr>
+        <w:t xml:space="preserve">Господи, помилуй. </w:t>
       </w:r>
       <w:r>
         <w:rPr>
@@ -6198,13 +6057,6 @@
         </w:rPr>
         <w:t>(3 р.)</w:t>
       </w:r>
-      <w:r>
-        <w:rPr>
-          <w:rFonts w:ascii="Times New Roman" w:hAnsi="Times New Roman"/>
-          <w:sz w:val="24"/>
-        </w:rPr>
-        <w:t>.</w:t>
-      </w:r>
     </w:p>
     <w:p>
       <w:pPr>
@@ -6405,27 +6257,32 @@
     </w:p>
     <w:p>
       <w:pPr>
-        <w:spacing w:line="240" w:lineRule="auto"/>
-        <w:rPr>
-          <w:rFonts w:ascii="Times New Roman" w:hAnsi="Times New Roman"/>
-          <w:sz w:val="24"/>
-        </w:rPr>
-      </w:pPr>
-      <w:r>
-        <w:rPr>
-          <w:rFonts w:ascii="Times New Roman" w:hAnsi="Times New Roman"/>
-          <w:i/>
-          <w:color w:val="FF0000"/>
-          <w:sz w:val="24"/>
-        </w:rPr>
-        <w:t xml:space="preserve">Священик: </w:t>
-      </w:r>
-      <w:r>
-        <w:rPr>
-          <w:rFonts w:ascii="Times New Roman" w:hAnsi="Times New Roman"/>
-          <w:sz w:val="24"/>
-        </w:rPr>
-        <w:t>Слава тобі, Христе Боже, надіє наша, слава тобі!</w:t>
+        <w:spacing w:after="120"/>
+        <w:jc w:val="both"/>
+      </w:pPr>
+      <w:r>
+        <w:rPr>
+          <w:rFonts w:ascii="Times New Roman" w:hAnsi="Times New Roman"/>
+          <w:i/>
+          <w:color w:val="FF0000"/>
+          <w:sz w:val="24"/>
+        </w:rPr>
+        <w:t>Священик:</w:t>
+      </w:r>
+      <w:r>
+        <w:rPr>
+          <w:rFonts w:ascii="Times New Roman" w:hAnsi="Times New Roman"/>
+          <w:color w:val="FF0000"/>
+          <w:sz w:val="24"/>
+        </w:rPr>
+        <w:t xml:space="preserve"> </w:t>
+      </w:r>
+      <w:r>
+        <w:rPr>
+          <w:rFonts w:ascii="Times New Roman" w:hAnsi="Times New Roman"/>
+          <w:sz w:val="24"/>
+        </w:rPr>
+        <w:t>Слава тобі, Христе Боже, уповання наше, слава тобі!</w:t>
       </w:r>
     </w:p>
     <w:p>
@@ -6596,6 +6453,192 @@
     </w:p>
     <w:p>
       <w:pPr>
+        <w:spacing w:after="120"/>
+      </w:pPr>
+      <w:r>
+        <w:rPr>
+          <w:rFonts w:ascii="Times New Roman" w:hAnsi="Times New Roman"/>
+          <w:i/>
+          <w:color w:val="FF0000"/>
+          <w:sz w:val="24"/>
+        </w:rPr>
+        <w:t>Вірні:</w:t>
+      </w:r>
+      <w:r>
+        <w:rPr>
+          <w:rFonts w:ascii="Times New Roman" w:hAnsi="Times New Roman"/>
+          <w:color w:val="FF0000"/>
+          <w:sz w:val="24"/>
+        </w:rPr>
+        <w:t xml:space="preserve"> </w:t>
+      </w:r>
+      <w:r>
+        <w:rPr>
+          <w:rFonts w:ascii="Times New Roman" w:hAnsi="Times New Roman"/>
+          <w:sz w:val="24"/>
+        </w:rPr>
+        <w:t>Амі́нь.</w:t>
+      </w:r>
+    </w:p>
+    <w:p>
+      <w:pPr>
+        <w:spacing w:after="120"/>
+      </w:pPr>
+      <w:r>
+        <w:rPr>
+          <w:rFonts w:ascii="Times New Roman" w:hAnsi="Times New Roman"/>
+          <w:sz w:val="24"/>
+        </w:rPr>
+        <w:t>Сла́ва Тобі́, Бо́же наш, сла́ва Тобі́.</w:t>
+      </w:r>
+    </w:p>
+    <w:p>
+      <w:pPr>
+        <w:spacing w:after="120"/>
+      </w:pPr>
+      <w:r>
+        <w:rPr>
+          <w:rFonts w:ascii="Times New Roman" w:hAnsi="Times New Roman"/>
+          <w:sz w:val="24"/>
+        </w:rPr>
+        <w:t>Ца́рю небе́сний, утіши́телю, Ду́ше íстини,* що всю́ди єси́ і все наповня́єш,* скарбни́це благ і життя́ пода́телю,* прийди́, і всели́ся в нас,* і очи́сти нас від уся́кої скве́рни,* і спаси́, благи́й, ду́ші на́ші.</w:t>
+      </w:r>
+    </w:p>
+    <w:p>
+      <w:pPr>
+        <w:spacing w:after="120"/>
+        <w:jc w:val="both"/>
+      </w:pPr>
+      <w:r>
+        <w:rPr>
+          <w:rFonts w:ascii="Times New Roman" w:hAnsi="Times New Roman"/>
+          <w:sz w:val="24"/>
+        </w:rPr>
+        <w:t xml:space="preserve">Святий Боже, святий Кріпкий, святий Безсмертний, помилуй нас. </w:t>
+      </w:r>
+      <w:r>
+        <w:rPr>
+          <w:rFonts w:ascii="Times New Roman" w:hAnsi="Times New Roman"/>
+          <w:i/>
+          <w:color w:val="FF0000"/>
+          <w:sz w:val="24"/>
+        </w:rPr>
+        <w:t>(3 р.)</w:t>
+      </w:r>
+    </w:p>
+    <w:p>
+      <w:pPr>
+        <w:spacing w:line="240" w:lineRule="auto"/>
+        <w:rPr>
+          <w:rFonts w:ascii="Times New Roman" w:hAnsi="Times New Roman"/>
+          <w:sz w:val="24"/>
+        </w:rPr>
+      </w:pPr>
+      <w:r>
+        <w:rPr>
+          <w:rFonts w:ascii="Times New Roman" w:hAnsi="Times New Roman"/>
+          <w:sz w:val="24"/>
+        </w:rPr>
+        <w:t>Слава Отцю, і Сину, і Святому Духові,* і нині, і повсякчас, і на віки вічні. Амінь.</w:t>
+      </w:r>
+    </w:p>
+    <w:p>
+      <w:pPr>
+        <w:spacing w:line="240" w:lineRule="auto"/>
+        <w:rPr>
+          <w:rFonts w:ascii="Times New Roman" w:hAnsi="Times New Roman"/>
+          <w:sz w:val="24"/>
+        </w:rPr>
+      </w:pPr>
+      <w:r>
+        <w:rPr>
+          <w:rFonts w:ascii="Times New Roman" w:hAnsi="Times New Roman"/>
+          <w:sz w:val="24"/>
+        </w:rPr>
+        <w:t>Пресвята Тройце, помилуй нас;* Господи, очисти гріхи наші;* Владико, прости беззаконня наші;* Святий, завітай і зціли немочі наші імени твого ради.</w:t>
+      </w:r>
+    </w:p>
+    <w:p>
+      <w:pPr>
+        <w:spacing w:after="120"/>
+        <w:jc w:val="both"/>
+      </w:pPr>
+      <w:r>
+        <w:rPr>
+          <w:rFonts w:ascii="Times New Roman" w:hAnsi="Times New Roman"/>
+          <w:sz w:val="24"/>
+        </w:rPr>
+        <w:t xml:space="preserve">Господи, помилуй. </w:t>
+      </w:r>
+      <w:r>
+        <w:rPr>
+          <w:rFonts w:ascii="Times New Roman" w:hAnsi="Times New Roman"/>
+          <w:i/>
+          <w:color w:val="FF0000"/>
+          <w:sz w:val="24"/>
+        </w:rPr>
+        <w:t>(3 р.)</w:t>
+      </w:r>
+    </w:p>
+    <w:p>
+      <w:pPr>
+        <w:spacing w:line="240" w:lineRule="auto"/>
+        <w:rPr>
+          <w:rFonts w:ascii="Times New Roman" w:hAnsi="Times New Roman"/>
+          <w:sz w:val="24"/>
+        </w:rPr>
+      </w:pPr>
+      <w:r>
+        <w:rPr>
+          <w:rFonts w:ascii="Times New Roman" w:hAnsi="Times New Roman"/>
+          <w:sz w:val="24"/>
+        </w:rPr>
+        <w:t>Слава Отцю, і Сину, і Святому Духові,* і нині, і повсякчас, і на віки вічні. Амінь.</w:t>
+      </w:r>
+    </w:p>
+    <w:p>
+      <w:pPr>
+        <w:spacing w:line="240" w:lineRule="auto"/>
+        <w:rPr>
+          <w:rFonts w:ascii="Times New Roman" w:hAnsi="Times New Roman"/>
+          <w:sz w:val="24"/>
+        </w:rPr>
+      </w:pPr>
+      <w:r>
+        <w:rPr>
+          <w:rFonts w:ascii="Times New Roman" w:hAnsi="Times New Roman"/>
+          <w:sz w:val="24"/>
+        </w:rPr>
+        <w:t>Отче наш, що єси на небесах,* нехай святиться ім’я твоє,* нехай прийде царство твоє,* нехай буде воля твоя, як на небі, так і на землі.* Хліб наш насущний дай нам сьогодні,* і прости нам провини наші,* як і ми прощаємо винуватцям нашим,* і не введи нас у спокусу,* але визволи нас від лукавого.</w:t>
+      </w:r>
+    </w:p>
+    <w:p>
+      <w:pPr>
+        <w:spacing w:line="240" w:lineRule="auto"/>
+        <w:rPr>
+          <w:rFonts w:ascii="Times New Roman" w:hAnsi="Times New Roman"/>
+          <w:sz w:val="24"/>
+        </w:rPr>
+      </w:pPr>
+      <w:r>
+        <w:rPr>
+          <w:rFonts w:ascii="Times New Roman" w:hAnsi="Times New Roman"/>
+          <w:i/>
+          <w:color w:val="FF0000"/>
+          <w:sz w:val="24"/>
+        </w:rPr>
+        <w:t xml:space="preserve">Священик: </w:t>
+      </w:r>
+      <w:r>
+        <w:rPr>
+          <w:rFonts w:ascii="Times New Roman" w:hAnsi="Times New Roman"/>
+          <w:sz w:val="24"/>
+        </w:rPr>
+        <w:t>Бо твоє є царство, і сила, і слава, Отця, і Сина, і Святого Духа, нині і повсякчас, і на віки вічні.</w:t>
+      </w:r>
+    </w:p>
+    <w:p>
+      <w:pPr>
         <w:spacing w:line="240" w:lineRule="auto"/>
         <w:rPr>
           <w:rFonts w:ascii="Times New Roman" w:hAnsi="Times New Roman"/>
@@ -6616,48 +6659,32 @@
           <w:rFonts w:ascii="Times New Roman" w:hAnsi="Times New Roman"/>
           <w:sz w:val="24"/>
         </w:rPr>
-        <w:t>Амінь. Слава тобі, Боже наш, слава тобі.</w:t>
-      </w:r>
-    </w:p>
-    <w:p>
-      <w:pPr>
-        <w:spacing w:line="240" w:lineRule="auto"/>
-        <w:rPr>
-          <w:rFonts w:ascii="Times New Roman" w:hAnsi="Times New Roman"/>
-          <w:sz w:val="24"/>
-        </w:rPr>
-      </w:pPr>
-      <w:r>
-        <w:rPr>
-          <w:rFonts w:ascii="Times New Roman" w:hAnsi="Times New Roman"/>
-          <w:sz w:val="24"/>
-        </w:rPr>
-        <w:t>Царю небесний, утішителю, Душе істини,* що всюди єси і все наповняєш,* скарбе дібр і життя подателю,* прийди і вселися в нас,* і очисти нас від усякої скверни,* і спаси, Благий, душі наші.</w:t>
-      </w:r>
-    </w:p>
-    <w:p>
-      <w:pPr>
-        <w:spacing w:line="240" w:lineRule="auto"/>
-        <w:rPr>
-          <w:rFonts w:ascii="Times New Roman" w:hAnsi="Times New Roman"/>
-          <w:sz w:val="24"/>
-        </w:rPr>
-      </w:pPr>
-      <w:r>
-        <w:rPr>
-          <w:rFonts w:ascii="Times New Roman" w:hAnsi="Times New Roman"/>
-          <w:sz w:val="24"/>
-        </w:rPr>
-        <w:t xml:space="preserve">Святий Боже, святий Кріпкий, святий Безсмертний, помилуй нас </w:t>
-      </w:r>
-      <w:r>
-        <w:rPr>
-          <w:rFonts w:ascii="Times New Roman" w:hAnsi="Times New Roman"/>
-          <w:i/>
-          <w:color w:val="FF0000"/>
-          <w:sz w:val="24"/>
-        </w:rPr>
-        <w:t>(3 р.)</w:t>
+        <w:t xml:space="preserve">Амінь. </w:t>
+      </w:r>
+    </w:p>
+    <w:p>
+      <w:pPr>
+        <w:spacing w:line="240" w:lineRule="auto"/>
+        <w:rPr>
+          <w:rFonts w:ascii="Times New Roman" w:hAnsi="Times New Roman"/>
+          <w:sz w:val="24"/>
+        </w:rPr>
+      </w:pPr>
+      <w:r>
+        <w:rPr>
+          <w:rFonts w:ascii="Times New Roman" w:hAnsi="Times New Roman"/>
+          <w:sz w:val="24"/>
+        </w:rPr>
+        <w:t xml:space="preserve">Господи, помилуй </w:t>
+      </w:r>
+      <w:r>
+        <w:rPr>
+          <w:rFonts w:ascii="Times New Roman" w:hAnsi="Times New Roman"/>
+          <w:i/>
+          <w:color w:val="FF0000"/>
+          <w:sz w:val="24"/>
+        </w:rPr>
+        <w:t>(12 р.)</w:t>
       </w:r>
       <w:r>
         <w:rPr>
@@ -6685,228 +6712,41 @@
     </w:p>
     <w:p>
       <w:pPr>
-        <w:spacing w:line="240" w:lineRule="auto"/>
-        <w:rPr>
-          <w:rFonts w:ascii="Times New Roman" w:hAnsi="Times New Roman"/>
-          <w:sz w:val="24"/>
-        </w:rPr>
-      </w:pPr>
-      <w:r>
-        <w:rPr>
-          <w:rFonts w:ascii="Times New Roman" w:hAnsi="Times New Roman"/>
-          <w:sz w:val="24"/>
-        </w:rPr>
-        <w:t>Пресвята Тройце, помилуй нас;* Господи, очисти гріхи наші;* Владико, прости беззаконня наші;* Святий, завітай і зціли немочі наші імени твого ради.</w:t>
-      </w:r>
-    </w:p>
-    <w:p>
-      <w:pPr>
-        <w:spacing w:line="240" w:lineRule="auto"/>
-        <w:rPr>
-          <w:rFonts w:ascii="Times New Roman" w:hAnsi="Times New Roman"/>
-          <w:sz w:val="24"/>
-        </w:rPr>
-      </w:pPr>
-      <w:r>
-        <w:rPr>
-          <w:rFonts w:ascii="Times New Roman" w:hAnsi="Times New Roman"/>
-          <w:sz w:val="24"/>
-        </w:rPr>
-        <w:t xml:space="preserve">Господи, помилуй </w:t>
-      </w:r>
-      <w:r>
-        <w:rPr>
-          <w:rFonts w:ascii="Times New Roman" w:hAnsi="Times New Roman"/>
-          <w:i/>
-          <w:color w:val="FF0000"/>
-          <w:sz w:val="24"/>
-        </w:rPr>
-        <w:t>(3 р.)</w:t>
-      </w:r>
-      <w:r>
-        <w:rPr>
-          <w:rFonts w:ascii="Times New Roman" w:hAnsi="Times New Roman"/>
-          <w:sz w:val="24"/>
-        </w:rPr>
-        <w:t>.</w:t>
-      </w:r>
-    </w:p>
-    <w:p>
-      <w:pPr>
-        <w:spacing w:line="240" w:lineRule="auto"/>
-        <w:rPr>
-          <w:rFonts w:ascii="Times New Roman" w:hAnsi="Times New Roman"/>
-          <w:sz w:val="24"/>
-        </w:rPr>
-      </w:pPr>
-      <w:r>
-        <w:rPr>
-          <w:rFonts w:ascii="Times New Roman" w:hAnsi="Times New Roman"/>
-          <w:sz w:val="24"/>
-        </w:rPr>
-        <w:t>Слава Отцю, і Сину, і Святому Духові,* і нині, і повсякчас, і на віки вічні. Амінь.</w:t>
-      </w:r>
-    </w:p>
-    <w:p>
-      <w:pPr>
-        <w:spacing w:line="240" w:lineRule="auto"/>
-        <w:rPr>
-          <w:rFonts w:ascii="Times New Roman" w:hAnsi="Times New Roman"/>
-          <w:sz w:val="24"/>
-        </w:rPr>
-      </w:pPr>
-      <w:r>
-        <w:rPr>
-          <w:rFonts w:ascii="Times New Roman" w:hAnsi="Times New Roman"/>
-          <w:sz w:val="24"/>
-        </w:rPr>
-        <w:t>Отче наш, що єси на небесах,* нехай святиться ім’я твоє,* нехай прийде царство твоє,* нехай буде воля твоя, як на небі, так і на землі.* Хліб наш насущний дай нам сьогодні,* і прости нам провини наші,* як і ми прощаємо винуватцям нашим,* і не введи нас у спокусу,* але визволи нас від лукавого.</w:t>
-      </w:r>
-    </w:p>
-    <w:p>
-      <w:pPr>
-        <w:spacing w:line="240" w:lineRule="auto"/>
-        <w:rPr>
-          <w:rFonts w:ascii="Times New Roman" w:hAnsi="Times New Roman"/>
-          <w:sz w:val="24"/>
-        </w:rPr>
-      </w:pPr>
-      <w:r>
-        <w:rPr>
-          <w:rFonts w:ascii="Times New Roman" w:hAnsi="Times New Roman"/>
-          <w:i/>
-          <w:color w:val="FF0000"/>
-          <w:sz w:val="24"/>
-        </w:rPr>
-        <w:t xml:space="preserve">Священик: </w:t>
-      </w:r>
-      <w:r>
-        <w:rPr>
-          <w:rFonts w:ascii="Times New Roman" w:hAnsi="Times New Roman"/>
-          <w:sz w:val="24"/>
-        </w:rPr>
-        <w:t>Бо твоє є царство, і сила, і слава, Отця, і Сина, і Святого Духа, нині і повсякчас, і на віки вічні.</w:t>
-      </w:r>
-    </w:p>
-    <w:p>
-      <w:pPr>
-        <w:spacing w:line="240" w:lineRule="auto"/>
-        <w:rPr>
-          <w:rFonts w:ascii="Times New Roman" w:hAnsi="Times New Roman"/>
-          <w:sz w:val="24"/>
-        </w:rPr>
-      </w:pPr>
-      <w:r>
-        <w:rPr>
-          <w:rFonts w:ascii="Times New Roman" w:hAnsi="Times New Roman"/>
-          <w:i/>
-          <w:color w:val="FF0000"/>
-          <w:sz w:val="24"/>
-        </w:rPr>
-        <w:t xml:space="preserve">Вірні: </w:t>
-      </w:r>
-      <w:r>
-        <w:rPr>
-          <w:rFonts w:ascii="Times New Roman" w:hAnsi="Times New Roman"/>
-          <w:sz w:val="24"/>
-        </w:rPr>
-        <w:t xml:space="preserve">Амінь. </w:t>
-      </w:r>
-    </w:p>
-    <w:p>
-      <w:pPr>
-        <w:spacing w:line="240" w:lineRule="auto"/>
-        <w:rPr>
-          <w:rFonts w:ascii="Times New Roman" w:hAnsi="Times New Roman"/>
-          <w:sz w:val="24"/>
-        </w:rPr>
-      </w:pPr>
-      <w:r>
-        <w:rPr>
-          <w:rFonts w:ascii="Times New Roman" w:hAnsi="Times New Roman"/>
-          <w:sz w:val="24"/>
-        </w:rPr>
-        <w:t xml:space="preserve">Господи, помилуй </w:t>
-      </w:r>
-      <w:r>
-        <w:rPr>
-          <w:rFonts w:ascii="Times New Roman" w:hAnsi="Times New Roman"/>
-          <w:i/>
-          <w:color w:val="FF0000"/>
-          <w:sz w:val="24"/>
-        </w:rPr>
-        <w:t>(12 р.)</w:t>
-      </w:r>
-      <w:r>
-        <w:rPr>
-          <w:rFonts w:ascii="Times New Roman" w:hAnsi="Times New Roman"/>
-          <w:sz w:val="24"/>
-        </w:rPr>
-        <w:t>.</w:t>
-      </w:r>
-    </w:p>
-    <w:p>
-      <w:pPr>
-        <w:spacing w:line="240" w:lineRule="auto"/>
-        <w:rPr>
-          <w:rFonts w:ascii="Times New Roman" w:hAnsi="Times New Roman"/>
-          <w:sz w:val="24"/>
-        </w:rPr>
-      </w:pPr>
-      <w:r>
-        <w:rPr>
-          <w:rFonts w:ascii="Times New Roman" w:hAnsi="Times New Roman"/>
-          <w:sz w:val="24"/>
-        </w:rPr>
-        <w:t>Слава Отцю, і Сину, і Святому Духові,* і нині, і повсякчас, і на віки вічні. Амінь.</w:t>
-      </w:r>
-    </w:p>
-    <w:p>
-      <w:pPr>
-        <w:spacing w:line="240" w:lineRule="auto"/>
-        <w:rPr>
-          <w:rFonts w:ascii="Times New Roman" w:hAnsi="Times New Roman"/>
-          <w:sz w:val="24"/>
-        </w:rPr>
-      </w:pPr>
-      <w:r>
-        <w:rPr>
-          <w:rFonts w:ascii="Times New Roman" w:hAnsi="Times New Roman"/>
-          <w:sz w:val="24"/>
-        </w:rPr>
-        <w:t>Прийдіте, поклонімся* Цареві нашому Богу.</w:t>
-      </w:r>
-    </w:p>
-    <w:p>
-      <w:pPr>
-        <w:spacing w:line="240" w:lineRule="auto"/>
-        <w:rPr>
-          <w:rFonts w:ascii="Times New Roman" w:hAnsi="Times New Roman"/>
-          <w:sz w:val="24"/>
-        </w:rPr>
-      </w:pPr>
-      <w:r>
-        <w:rPr>
-          <w:rFonts w:ascii="Times New Roman" w:hAnsi="Times New Roman"/>
-          <w:sz w:val="24"/>
-        </w:rPr>
-        <w:t>Прийдіте, поклонімся* Христові, Цареві нашому Богу.</w:t>
-      </w:r>
-    </w:p>
-    <w:p>
-      <w:pPr>
-        <w:spacing w:line="240" w:lineRule="auto"/>
-        <w:rPr>
-          <w:rFonts w:ascii="Times New Roman" w:hAnsi="Times New Roman"/>
-          <w:sz w:val="24"/>
-        </w:rPr>
-      </w:pPr>
-      <w:r>
-        <w:rPr>
-          <w:rFonts w:ascii="Times New Roman" w:hAnsi="Times New Roman"/>
-          <w:sz w:val="24"/>
-        </w:rPr>
-        <w:t>Прийдіте, поклонімся і припадім* до самого Господа Ісуса Христа, Царя і Бога нашого.</w:t>
+        <w:spacing w:after="120"/>
+        <w:jc w:val="both"/>
+      </w:pPr>
+      <w:r>
+        <w:rPr>
+          <w:rFonts w:ascii="Times New Roman" w:hAnsi="Times New Roman"/>
+          <w:sz w:val="24"/>
+        </w:rPr>
+        <w:t>Прийді́те, поклоні́мся* царе́ві на́шому – Бо́гу.</w:t>
+      </w:r>
+    </w:p>
+    <w:p>
+      <w:pPr>
+        <w:spacing w:after="120"/>
+        <w:jc w:val="both"/>
+      </w:pPr>
+      <w:r>
+        <w:rPr>
+          <w:rFonts w:ascii="Times New Roman" w:hAnsi="Times New Roman"/>
+          <w:sz w:val="24"/>
+        </w:rPr>
+        <w:t>Прийді́те, поклоні́мся* Христо́ві, царе́ві на́шому – Бо́гу.</w:t>
+      </w:r>
+    </w:p>
+    <w:p>
+      <w:pPr>
+        <w:spacing w:after="120"/>
+        <w:jc w:val="both"/>
+      </w:pPr>
+      <w:r>
+        <w:rPr>
+          <w:rFonts w:ascii="Times New Roman" w:hAnsi="Times New Roman"/>
+          <w:sz w:val="24"/>
+        </w:rPr>
+        <w:t>Прийді́те, поклоні́мся і припаді́м* до само́го Го́спода Ісу́са Христа́ – царя́ і Бо́га на́шого.</w:t>
       </w:r>
     </w:p>
     <w:p>
@@ -7743,18 +7583,15 @@
     </w:p>
     <w:p>
       <w:pPr>
-        <w:spacing w:line="240" w:lineRule="auto"/>
-        <w:rPr>
-          <w:rFonts w:ascii="Times New Roman" w:hAnsi="Times New Roman"/>
-          <w:sz w:val="24"/>
-        </w:rPr>
-      </w:pPr>
-      <w:r>
-        <w:rPr>
-          <w:rFonts w:ascii="Times New Roman" w:hAnsi="Times New Roman"/>
-          <w:sz w:val="24"/>
-        </w:rPr>
-        <w:t xml:space="preserve">Господи, помилуй </w:t>
+        <w:spacing w:after="120"/>
+        <w:jc w:val="both"/>
+      </w:pPr>
+      <w:r>
+        <w:rPr>
+          <w:rFonts w:ascii="Times New Roman" w:hAnsi="Times New Roman"/>
+          <w:sz w:val="24"/>
+        </w:rPr>
+        <w:t xml:space="preserve">Господи, помилуй. </w:t>
       </w:r>
       <w:r>
         <w:rPr>
@@ -7765,13 +7602,6 @@
         </w:rPr>
         <w:t>(3 р.)</w:t>
       </w:r>
-      <w:r>
-        <w:rPr>
-          <w:rFonts w:ascii="Times New Roman" w:hAnsi="Times New Roman"/>
-          <w:sz w:val="24"/>
-        </w:rPr>
-        <w:t>.</w:t>
-      </w:r>
     </w:p>
     <w:p>
       <w:pPr>
@@ -7926,18 +7756,15 @@
     </w:p>
     <w:p>
       <w:pPr>
-        <w:spacing w:line="240" w:lineRule="auto"/>
-        <w:rPr>
-          <w:rFonts w:ascii="Times New Roman" w:hAnsi="Times New Roman"/>
-          <w:sz w:val="24"/>
-        </w:rPr>
-      </w:pPr>
-      <w:r>
-        <w:rPr>
-          <w:rFonts w:ascii="Times New Roman" w:hAnsi="Times New Roman"/>
-          <w:sz w:val="24"/>
-        </w:rPr>
-        <w:t xml:space="preserve">Святий Боже, святий Кріпкий, святий Безсмертний, помилуй нас </w:t>
+        <w:spacing w:after="120"/>
+        <w:jc w:val="both"/>
+      </w:pPr>
+      <w:r>
+        <w:rPr>
+          <w:rFonts w:ascii="Times New Roman" w:hAnsi="Times New Roman"/>
+          <w:sz w:val="24"/>
+        </w:rPr>
+        <w:t xml:space="preserve">Святий Боже, святий Кріпкий, святий Безсмертний, помилуй нас. </w:t>
       </w:r>
       <w:r>
         <w:rPr>
@@ -7948,13 +7775,6 @@
         </w:rPr>
         <w:t>(3 р.)</w:t>
       </w:r>
-      <w:r>
-        <w:rPr>
-          <w:rFonts w:ascii="Times New Roman" w:hAnsi="Times New Roman"/>
-          <w:sz w:val="24"/>
-        </w:rPr>
-        <w:t>.</w:t>
-      </w:r>
     </w:p>
     <w:p>
       <w:pPr>
@@ -7990,18 +7810,15 @@
     </w:p>
     <w:p>
       <w:pPr>
-        <w:spacing w:line="240" w:lineRule="auto"/>
-        <w:rPr>
-          <w:rFonts w:ascii="Times New Roman" w:hAnsi="Times New Roman"/>
-          <w:sz w:val="24"/>
-        </w:rPr>
-      </w:pPr>
-      <w:r>
-        <w:rPr>
-          <w:rFonts w:ascii="Times New Roman" w:hAnsi="Times New Roman"/>
-          <w:sz w:val="24"/>
-        </w:rPr>
-        <w:t xml:space="preserve">Господи, помилуй </w:t>
+        <w:spacing w:after="120"/>
+        <w:jc w:val="both"/>
+      </w:pPr>
+      <w:r>
+        <w:rPr>
+          <w:rFonts w:ascii="Times New Roman" w:hAnsi="Times New Roman"/>
+          <w:sz w:val="24"/>
+        </w:rPr>
+        <w:t xml:space="preserve">Господи, помилуй. </w:t>
       </w:r>
       <w:r>
         <w:rPr>
@@ -8011,13 +7828,6 @@
           <w:sz w:val="24"/>
         </w:rPr>
         <w:t>(3 р.)</w:t>
-      </w:r>
-      <w:r>
-        <w:rPr>
-          <w:rFonts w:ascii="Times New Roman" w:hAnsi="Times New Roman"/>
-          <w:sz w:val="24"/>
-        </w:rPr>
-        <w:t>.</w:t>
       </w:r>
     </w:p>
     <w:p>
@@ -8246,18 +8056,15 @@
     </w:p>
     <w:p>
       <w:pPr>
-        <w:spacing w:line="240" w:lineRule="auto"/>
-        <w:rPr>
-          <w:rFonts w:ascii="Times New Roman" w:hAnsi="Times New Roman"/>
-          <w:sz w:val="24"/>
-        </w:rPr>
-      </w:pPr>
-      <w:r>
-        <w:rPr>
-          <w:rFonts w:ascii="Times New Roman" w:hAnsi="Times New Roman"/>
-          <w:sz w:val="24"/>
-        </w:rPr>
-        <w:t xml:space="preserve">Господи, помилуй </w:t>
+        <w:spacing w:after="120"/>
+        <w:jc w:val="both"/>
+      </w:pPr>
+      <w:r>
+        <w:rPr>
+          <w:rFonts w:ascii="Times New Roman" w:hAnsi="Times New Roman"/>
+          <w:sz w:val="24"/>
+        </w:rPr>
+        <w:t xml:space="preserve">Господи, помилуй. </w:t>
       </w:r>
       <w:r>
         <w:rPr>
@@ -8268,13 +8075,6 @@
         </w:rPr>
         <w:t>(3 р.)</w:t>
       </w:r>
-      <w:r>
-        <w:rPr>
-          <w:rFonts w:ascii="Times New Roman" w:hAnsi="Times New Roman"/>
-          <w:sz w:val="24"/>
-        </w:rPr>
-        <w:t>.</w:t>
-      </w:r>
     </w:p>
     <w:p>
       <w:pPr>
@@ -8439,27 +8239,32 @@
     </w:p>
     <w:p>
       <w:pPr>
-        <w:spacing w:line="240" w:lineRule="auto"/>
-        <w:rPr>
-          <w:rFonts w:ascii="Times New Roman" w:hAnsi="Times New Roman"/>
-          <w:sz w:val="24"/>
-        </w:rPr>
-      </w:pPr>
-      <w:r>
-        <w:rPr>
-          <w:rFonts w:ascii="Times New Roman" w:hAnsi="Times New Roman"/>
-          <w:i/>
-          <w:color w:val="FF0000"/>
-          <w:sz w:val="24"/>
-        </w:rPr>
-        <w:t xml:space="preserve">Священик: </w:t>
-      </w:r>
-      <w:r>
-        <w:rPr>
-          <w:rFonts w:ascii="Times New Roman" w:hAnsi="Times New Roman"/>
-          <w:sz w:val="24"/>
-        </w:rPr>
-        <w:t>Слава тобі, Христе Боже, надіє наша, слава тобі!</w:t>
+        <w:spacing w:after="120"/>
+        <w:jc w:val="both"/>
+      </w:pPr>
+      <w:r>
+        <w:rPr>
+          <w:rFonts w:ascii="Times New Roman" w:hAnsi="Times New Roman"/>
+          <w:i/>
+          <w:color w:val="FF0000"/>
+          <w:sz w:val="24"/>
+        </w:rPr>
+        <w:t>Священик:</w:t>
+      </w:r>
+      <w:r>
+        <w:rPr>
+          <w:rFonts w:ascii="Times New Roman" w:hAnsi="Times New Roman"/>
+          <w:color w:val="FF0000"/>
+          <w:sz w:val="24"/>
+        </w:rPr>
+        <w:t xml:space="preserve"> </w:t>
+      </w:r>
+      <w:r>
+        <w:rPr>
+          <w:rFonts w:ascii="Times New Roman" w:hAnsi="Times New Roman"/>
+          <w:sz w:val="24"/>
+        </w:rPr>
+        <w:t>Слава тобі, Христе Боже, уповання наше, слава тобі!</w:t>
       </w:r>
     </w:p>
     <w:p>
